--- a/static/Referto_Junior.docx
+++ b/static/Referto_Junior.docx
@@ -6,7 +6,7 @@
       <w:pPr>
         <w:pStyle w:val="Normal"/>
         <w:spacing w:lineRule="atLeast" w:line="200"/>
-        <w:ind w:left="125" w:hanging="0"/>
+        <w:ind w:hanging="0" w:left="125"/>
         <w:rPr>
           <w:rFonts w:ascii="Times New Roman" w:hAnsi="Times New Roman" w:eastAsia="Times New Roman" w:cs="Times New Roman"/>
           <w:sz w:val="20"/>
@@ -22,7 +22,7 @@
         <mc:AlternateContent>
           <mc:Choice Requires="wps">
             <w:drawing>
-              <wp:anchor behindDoc="0" distT="1270" distB="0" distL="635" distR="635" simplePos="0" locked="0" layoutInCell="0" allowOverlap="1" relativeHeight="2">
+              <wp:anchor behindDoc="0" distT="1270" distB="0" distL="635" distR="635" simplePos="0" locked="0" layoutInCell="1" allowOverlap="1" relativeHeight="2">
                 <wp:simplePos x="0" y="0"/>
                 <wp:positionH relativeFrom="column">
                   <wp:posOffset>30480</wp:posOffset>
@@ -105,7 +105,7 @@
         <w:suppressAutoHyphens w:val="true"/>
         <w:bidi w:val="0"/>
         <w:spacing w:before="27" w:after="0"/>
-        <w:ind w:left="0" w:right="0" w:hanging="0"/>
+        <w:ind w:hanging="0" w:left="0" w:right="0"/>
         <w:jc w:val="center"/>
         <w:rPr>
           <w:rFonts w:ascii="Calibri" w:hAnsi="Calibri" w:eastAsia="Calibri" w:cs="Calibri"/>
@@ -136,7 +136,7 @@
       <w:pPr>
         <w:pStyle w:val="Normal"/>
         <w:spacing w:lineRule="atLeast" w:line="190"/>
-        <w:ind w:left="124" w:hanging="0"/>
+        <w:ind w:hanging="0" w:left="124"/>
         <w:rPr>
           <w:rFonts w:ascii="Calibri" w:hAnsi="Calibri" w:eastAsia="Calibri" w:cs="Calibri"/>
           <w:sz w:val="19"/>
@@ -152,7 +152,7 @@
         <mc:AlternateContent>
           <mc:Choice Requires="wps">
             <w:drawing>
-              <wp:anchor behindDoc="0" distT="1270" distB="0" distL="635" distR="635" simplePos="0" locked="0" layoutInCell="0" allowOverlap="1" relativeHeight="3">
+              <wp:anchor behindDoc="0" distT="1270" distB="0" distL="635" distR="635" simplePos="0" locked="0" layoutInCell="1" allowOverlap="1" relativeHeight="3">
                 <wp:simplePos x="0" y="0"/>
                 <wp:positionH relativeFrom="column">
                   <wp:posOffset>30480</wp:posOffset>
@@ -214,7 +214,7 @@
       <w:pPr>
         <w:pStyle w:val="Normal"/>
         <w:spacing w:lineRule="atLeast" w:line="190"/>
-        <w:ind w:left="124" w:hanging="0"/>
+        <w:ind w:hanging="0" w:left="124"/>
         <w:rPr>
           <w:rFonts w:ascii="Calibri" w:hAnsi="Calibri" w:eastAsia="Calibri" w:cs="Calibri"/>
           <w:sz w:val="19"/>
@@ -233,10 +233,9 @@
       <w:pPr>
         <w:pStyle w:val="Normal"/>
         <w:spacing w:lineRule="exact" w:line="349"/>
-        <w:ind w:left="108" w:hanging="0"/>
+        <w:ind w:hanging="0" w:left="108"/>
         <w:rPr>
           <w:rFonts w:ascii="Arial" w:hAnsi="Arial"/>
-          <w:b/>
           <w:b/>
           <w:spacing w:val="-1"/>
           <w:sz w:val="32"/>
@@ -290,8 +289,8 @@
       </w:tblPr>
       <w:tblGrid>
         <w:gridCol w:w="3320"/>
-        <w:gridCol w:w="3231"/>
-        <w:gridCol w:w="3619"/>
+        <w:gridCol w:w="3230"/>
+        <w:gridCol w:w="3620"/>
       </w:tblGrid>
       <w:tr>
         <w:trPr>
@@ -363,7 +362,7 @@
         </w:tc>
         <w:tc>
           <w:tcPr>
-            <w:tcW w:w="3231" w:type="dxa"/>
+            <w:tcW w:w="3230" w:type="dxa"/>
             <w:tcBorders>
               <w:top w:val="nil"/>
               <w:left w:val="nil"/>
@@ -426,7 +425,7 @@
         </w:tc>
         <w:tc>
           <w:tcPr>
-            <w:tcW w:w="3619" w:type="dxa"/>
+            <w:tcW w:w="3620" w:type="dxa"/>
             <w:tcBorders>
               <w:top w:val="nil"/>
               <w:left w:val="nil"/>
@@ -452,7 +451,7 @@
             <w:r>
               <w:rPr>
                 <w:rFonts w:eastAsia="Arial" w:cs="Arial" w:ascii="Arial" w:hAnsi="Arial"/>
-                <w:sz w:val="20"/>
+                <w:sz w:val="28"/>
                 <w:szCs w:val="28"/>
               </w:rPr>
             </w:r>
@@ -552,7 +551,7 @@
         </w:tc>
         <w:tc>
           <w:tcPr>
-            <w:tcW w:w="3231" w:type="dxa"/>
+            <w:tcW w:w="3230" w:type="dxa"/>
             <w:tcBorders>
               <w:top w:val="nil"/>
               <w:left w:val="nil"/>
@@ -614,7 +613,7 @@
         </w:tc>
         <w:tc>
           <w:tcPr>
-            <w:tcW w:w="3619" w:type="dxa"/>
+            <w:tcW w:w="3620" w:type="dxa"/>
             <w:tcBorders>
               <w:top w:val="nil"/>
               <w:left w:val="nil"/>
@@ -640,7 +639,7 @@
             <w:r>
               <w:rPr>
                 <w:rFonts w:eastAsia="Arial" w:cs="Arial" w:ascii="Arial" w:hAnsi="Arial"/>
-                <w:sz w:val="20"/>
+                <w:sz w:val="28"/>
                 <w:szCs w:val="28"/>
               </w:rPr>
             </w:r>
@@ -728,7 +727,7 @@
         </w:tc>
         <w:tc>
           <w:tcPr>
-            <w:tcW w:w="3231" w:type="dxa"/>
+            <w:tcW w:w="3230" w:type="dxa"/>
             <w:tcBorders>
               <w:top w:val="nil"/>
               <w:left w:val="nil"/>
@@ -803,7 +802,7 @@
         </w:tc>
         <w:tc>
           <w:tcPr>
-            <w:tcW w:w="3619" w:type="dxa"/>
+            <w:tcW w:w="3620" w:type="dxa"/>
             <w:tcBorders>
               <w:top w:val="nil"/>
               <w:left w:val="nil"/>
@@ -869,7 +868,7 @@
       <w:pPr>
         <w:pStyle w:val="Normal"/>
         <w:spacing w:before="72" w:after="0"/>
-        <w:ind w:left="1682" w:hanging="0"/>
+        <w:ind w:hanging="0" w:left="1682"/>
         <w:rPr>
           <w:rFonts w:ascii="Arial" w:hAnsi="Arial" w:eastAsia="Arial" w:cs="Arial"/>
           <w:lang w:val="it-IT"/>
@@ -978,11 +977,10 @@
               </w:tabs>
               <w:suppressAutoHyphens w:val="true"/>
               <w:spacing w:before="27" w:after="0"/>
-              <w:ind w:right="66" w:hanging="0"/>
+              <w:ind w:hanging="0" w:right="66"/>
               <w:jc w:val="center"/>
               <w:rPr>
                 <w:rFonts w:ascii="Arial" w:hAnsi="Arial" w:eastAsia="Arial" w:cs="Arial"/>
-                <w:b/>
                 <w:b/>
                 <w:bCs/>
                 <w:color w:val="CC2A58"/>
@@ -1027,14 +1025,14 @@
               <w:jc w:val="center"/>
               <w:rPr>
                 <w:rFonts w:ascii="Arial" w:hAnsi="Arial" w:eastAsia="Arial" w:cs="Arial"/>
-                <w:color w:val="FFFFFF" w:themeColor="background1"/>
+                <w:color w:themeColor="background1" w:val="FFFFFF"/>
                 <w:lang w:val="it-IT"/>
               </w:rPr>
             </w:pPr>
             <w:r>
               <w:rPr>
                 <w:rFonts w:eastAsia="Arial" w:cs="Arial" w:ascii="Arial" w:hAnsi="Arial"/>
-                <w:color w:val="FFFFFF" w:themeColor="background1"/>
+                <w:color w:themeColor="background1" w:val="FFFFFF"/>
                 <w:kern w:val="0"/>
                 <w:sz w:val="22"/>
                 <w:szCs w:val="22"/>
@@ -1125,7 +1123,7 @@
               </w:tabs>
               <w:suppressAutoHyphens w:val="true"/>
               <w:spacing w:before="27" w:after="0"/>
-              <w:ind w:right="66" w:hanging="0"/>
+              <w:ind w:hanging="0" w:right="66"/>
               <w:jc w:val="center"/>
               <w:rPr>
                 <w:rFonts w:ascii="Arial" w:hAnsi="Arial" w:eastAsia="Arial" w:cs="Arial"/>
@@ -1259,11 +1257,10 @@
               </w:tabs>
               <w:suppressAutoHyphens w:val="true"/>
               <w:spacing w:before="27" w:after="0"/>
-              <w:ind w:right="66" w:hanging="0"/>
+              <w:ind w:hanging="0" w:right="66"/>
               <w:jc w:val="center"/>
               <w:rPr>
                 <w:rFonts w:ascii="Arial" w:hAnsi="Arial" w:eastAsia="Arial" w:cs="Arial"/>
-                <w:b/>
                 <w:b/>
                 <w:bCs/>
                 <w:color w:val="82CBD9"/>
@@ -1406,11 +1403,10 @@
               </w:tabs>
               <w:suppressAutoHyphens w:val="true"/>
               <w:spacing w:before="27" w:after="0"/>
-              <w:ind w:right="66" w:hanging="0"/>
+              <w:ind w:hanging="0" w:right="66"/>
               <w:jc w:val="center"/>
               <w:rPr>
                 <w:rFonts w:ascii="Arial" w:hAnsi="Arial" w:eastAsia="Arial" w:cs="Arial"/>
-                <w:b/>
                 <w:b/>
                 <w:bCs/>
                 <w:color w:val="3BA1DA"/>
@@ -1455,14 +1451,14 @@
               <w:jc w:val="center"/>
               <w:rPr>
                 <w:rFonts w:ascii="Arial" w:hAnsi="Arial" w:eastAsia="Arial" w:cs="Arial"/>
-                <w:color w:val="FFFFFF" w:themeColor="background1"/>
+                <w:color w:themeColor="background1" w:val="FFFFFF"/>
                 <w:lang w:val="it-IT"/>
               </w:rPr>
             </w:pPr>
             <w:r>
               <w:rPr>
                 <w:rFonts w:eastAsia="Arial" w:cs="Arial" w:ascii="Arial" w:hAnsi="Arial"/>
-                <w:color w:val="FFFFFF" w:themeColor="background1"/>
+                <w:color w:themeColor="background1" w:val="FFFFFF"/>
                 <w:kern w:val="0"/>
                 <w:sz w:val="22"/>
                 <w:szCs w:val="22"/>
@@ -1586,7 +1582,7 @@
       <w:pPr>
         <w:pStyle w:val="Normal"/>
         <w:spacing w:lineRule="atLeast" w:line="200"/>
-        <w:ind w:left="124" w:hanging="0"/>
+        <w:ind w:hanging="0" w:left="124"/>
         <w:rPr>
           <w:rFonts w:ascii="Arial" w:hAnsi="Arial" w:eastAsia="Arial" w:cs="Arial"/>
           <w:sz w:val="20"/>
@@ -1603,13 +1599,13 @@
     </w:p>
     <w:p>
       <w:pPr>
-        <w:pStyle w:val="TextBody"/>
+        <w:pStyle w:val="BodyText"/>
         <w:tabs>
           <w:tab w:val="clear" w:pos="720"/>
           <w:tab w:val="left" w:pos="5274" w:leader="none"/>
         </w:tabs>
         <w:spacing w:lineRule="atLeast" w:line="200"/>
-        <w:ind w:left="108" w:hanging="0"/>
+        <w:ind w:hanging="0" w:left="108"/>
         <w:rPr/>
       </w:pPr>
       <w:r>
@@ -1623,9 +1619,8 @@
       <w:pPr>
         <w:pStyle w:val="Normal"/>
         <w:spacing w:lineRule="auto" w:line="276" w:before="12" w:after="0"/>
-        <w:ind w:left="108" w:right="116" w:hanging="0"/>
-        <w:rPr>
-          <w:b/>
+        <w:ind w:hanging="0" w:left="108" w:right="116"/>
+        <w:rPr>
           <w:b/>
           <w:sz w:val="16"/>
           <w:szCs w:val="16"/>
@@ -1647,7 +1642,7 @@
       <w:pPr>
         <w:pStyle w:val="Normal"/>
         <w:spacing w:lineRule="auto" w:line="276" w:before="12" w:after="0"/>
-        <w:ind w:left="108" w:right="116" w:hanging="0"/>
+        <w:ind w:hanging="0" w:left="108" w:right="116"/>
         <w:rPr>
           <w:sz w:val="16"/>
           <w:szCs w:val="16"/>
@@ -2074,11 +2069,10 @@
       <w:pPr>
         <w:pStyle w:val="Normal"/>
         <w:spacing w:lineRule="auto" w:line="276" w:before="0" w:after="0"/>
-        <w:ind w:left="108" w:right="-30" w:hanging="0"/>
+        <w:ind w:hanging="0" w:left="108" w:right="-30"/>
         <w:jc w:val="center"/>
         <w:rPr>
           <w:rFonts w:ascii="Arial" w:hAnsi="Arial"/>
-          <w:b/>
           <w:b/>
           <w:color w:val="E32C56"/>
           <w:spacing w:val="-1"/>
@@ -2101,11 +2095,10 @@
       <w:pPr>
         <w:pStyle w:val="Normal"/>
         <w:spacing w:lineRule="auto" w:line="276" w:before="0" w:after="0"/>
-        <w:ind w:left="108" w:right="-30" w:hanging="0"/>
+        <w:ind w:hanging="0" w:left="108" w:right="-30"/>
         <w:jc w:val="center"/>
         <w:rPr>
           <w:rFonts w:ascii="Arial" w:hAnsi="Arial"/>
-          <w:b/>
           <w:b/>
           <w:color w:val="E32C56"/>
           <w:spacing w:val="-1"/>
@@ -2129,19 +2122,8 @@
       <w:pPr>
         <w:pStyle w:val="Normal"/>
         <w:spacing w:lineRule="auto" w:line="276" w:before="69" w:after="0"/>
-        <w:ind w:left="108" w:right="-30" w:hanging="0"/>
+        <w:ind w:hanging="0" w:left="108" w:right="-30"/>
         <w:jc w:val="center"/>
-        <w:rPr>
-          <w:rFonts w:ascii="Arial" w:hAnsi="Arial"/>
-          <w:b/>
-          <w:b/>
-          <w:color w:val="E32C56"/>
-          <w:spacing w:val="-1"/>
-          <w:sz w:val="24"/>
-          <w:lang w:val="it-IT"/>
-        </w:rPr>
-      </w:pPr>
-      <w:r>
         <w:rPr>
           <w:rFonts w:ascii="Arial" w:hAnsi="Arial"/>
           <w:b/>
@@ -2150,13 +2132,23 @@
           <w:sz w:val="24"/>
           <w:lang w:val="it-IT"/>
         </w:rPr>
+      </w:pPr>
+      <w:r>
+        <w:rPr>
+          <w:rFonts w:ascii="Arial" w:hAnsi="Arial"/>
+          <w:b/>
+          <w:color w:val="E32C56"/>
+          <w:spacing w:val="-1"/>
+          <w:sz w:val="24"/>
+          <w:lang w:val="it-IT"/>
+        </w:rPr>
       </w:r>
     </w:p>
     <w:p>
       <w:pPr>
-        <w:pStyle w:val="TextBody"/>
+        <w:pStyle w:val="BodyText"/>
         <w:spacing w:before="2" w:after="0"/>
-        <w:ind w:left="0" w:hanging="0"/>
+        <w:ind w:hanging="0" w:left="0"/>
         <w:jc w:val="both"/>
         <w:rPr>
           <w:lang w:val="it-IT"/>
@@ -2172,9 +2164,9 @@
     </w:p>
     <w:p>
       <w:pPr>
-        <w:pStyle w:val="TextBody"/>
+        <w:pStyle w:val="BodyText"/>
         <w:spacing w:before="2" w:after="0"/>
-        <w:ind w:left="0" w:hanging="0"/>
+        <w:ind w:hanging="0" w:left="0"/>
         <w:jc w:val="both"/>
         <w:rPr>
           <w:lang w:val="it-IT"/>
@@ -2189,10 +2181,9 @@
     <w:p>
       <w:pPr>
         <w:pStyle w:val="Heading2"/>
-        <w:ind w:left="0" w:hanging="0"/>
+        <w:ind w:hanging="0" w:left="0"/>
         <w:jc w:val="both"/>
         <w:rPr>
-          <w:b w:val="false"/>
           <w:b w:val="false"/>
           <w:bCs w:val="false"/>
           <w:lang w:val="it-IT"/>
@@ -2302,17 +2293,16 @@
           </w:tcPr>
           <w:p>
             <w:pPr>
-              <w:pStyle w:val="TextBody"/>
+              <w:pStyle w:val="BodyText"/>
               <w:widowControl w:val="false"/>
               <w:suppressAutoHyphens w:val="true"/>
               <w:spacing w:before="74" w:after="0"/>
-              <w:ind w:left="0" w:hanging="0"/>
+              <w:ind w:hanging="0" w:left="0"/>
               <w:jc w:val="center"/>
               <w:rPr>
                 <w:b/>
-                <w:b/>
                 <w:bCs/>
-                <w:color w:val="FFFFFF" w:themeColor="background1"/>
+                <w:color w:themeColor="background1" w:val="FFFFFF"/>
                 <w:sz w:val="24"/>
                 <w:szCs w:val="24"/>
                 <w:lang w:val="it-IT"/>
@@ -2323,7 +2313,7 @@
                 <w:rFonts w:cs=""/>
                 <w:b/>
                 <w:bCs/>
-                <w:color w:val="FFFFFF" w:themeColor="background1"/>
+                <w:color w:themeColor="background1" w:val="FFFFFF"/>
                 <w:kern w:val="0"/>
                 <w:sz w:val="24"/>
                 <w:szCs w:val="24"/>
@@ -2342,17 +2332,16 @@
           </w:tcPr>
           <w:p>
             <w:pPr>
-              <w:pStyle w:val="TextBody"/>
+              <w:pStyle w:val="BodyText"/>
               <w:widowControl w:val="false"/>
               <w:suppressAutoHyphens w:val="true"/>
               <w:spacing w:before="74" w:after="0"/>
-              <w:ind w:left="0" w:hanging="0"/>
+              <w:ind w:hanging="0" w:left="0"/>
               <w:jc w:val="center"/>
               <w:rPr>
                 <w:b/>
-                <w:b/>
                 <w:bCs/>
-                <w:color w:val="FFFFFF" w:themeColor="background1"/>
+                <w:color w:themeColor="background1" w:val="FFFFFF"/>
                 <w:sz w:val="24"/>
                 <w:szCs w:val="24"/>
                 <w:lang w:val="it-IT"/>
@@ -2363,7 +2352,7 @@
                 <w:rFonts w:cs=""/>
                 <w:b/>
                 <w:bCs/>
-                <w:color w:val="FFFFFF" w:themeColor="background1"/>
+                <w:color w:themeColor="background1" w:val="FFFFFF"/>
                 <w:kern w:val="0"/>
                 <w:sz w:val="24"/>
                 <w:szCs w:val="24"/>
@@ -2385,11 +2374,11 @@
           </w:tcPr>
           <w:p>
             <w:pPr>
-              <w:pStyle w:val="TextBody"/>
+              <w:pStyle w:val="BodyText"/>
               <w:widowControl w:val="false"/>
               <w:suppressAutoHyphens w:val="true"/>
               <w:spacing w:before="74" w:after="0"/>
-              <w:ind w:left="0" w:hanging="0"/>
+              <w:ind w:hanging="0" w:left="0"/>
               <w:jc w:val="center"/>
               <w:rPr>
                 <w:lang w:val="it-IT"/>
@@ -2409,14 +2398,13 @@
           </w:tcPr>
           <w:p>
             <w:pPr>
-              <w:pStyle w:val="TextBody"/>
+              <w:pStyle w:val="BodyText"/>
               <w:widowControl w:val="false"/>
               <w:suppressAutoHyphens w:val="true"/>
               <w:spacing w:before="74" w:after="0"/>
-              <w:ind w:left="0" w:hanging="0"/>
+              <w:ind w:hanging="0" w:left="0"/>
               <w:jc w:val="center"/>
               <w:rPr>
-                <w:b/>
                 <w:b/>
                 <w:bCs/>
                 <w:sz w:val="22"/>
@@ -2445,14 +2433,13 @@
           </w:tcPr>
           <w:p>
             <w:pPr>
-              <w:pStyle w:val="TextBody"/>
+              <w:pStyle w:val="BodyText"/>
               <w:widowControl w:val="false"/>
               <w:suppressAutoHyphens w:val="true"/>
               <w:spacing w:before="74" w:after="0"/>
-              <w:ind w:left="0" w:hanging="0"/>
+              <w:ind w:hanging="0" w:left="0"/>
               <w:jc w:val="center"/>
               <w:rPr>
-                <w:b/>
                 <w:b/>
                 <w:bCs/>
                 <w:sz w:val="22"/>
@@ -2481,14 +2468,13 @@
           </w:tcPr>
           <w:p>
             <w:pPr>
-              <w:pStyle w:val="TextBody"/>
+              <w:pStyle w:val="BodyText"/>
               <w:widowControl w:val="false"/>
               <w:suppressAutoHyphens w:val="true"/>
               <w:spacing w:before="74" w:after="0"/>
-              <w:ind w:left="0" w:hanging="0"/>
+              <w:ind w:hanging="0" w:left="0"/>
               <w:jc w:val="center"/>
               <w:rPr>
-                <w:b/>
                 <w:b/>
                 <w:bCs/>
                 <w:sz w:val="22"/>
@@ -2552,8 +2538,8 @@
         <w:gridCol w:w="2360"/>
         <w:gridCol w:w="1607"/>
         <w:gridCol w:w="1604"/>
-        <w:gridCol w:w="2342"/>
-        <w:gridCol w:w="2544"/>
+        <w:gridCol w:w="2341"/>
+        <w:gridCol w:w="2545"/>
       </w:tblGrid>
       <w:tr>
         <w:trPr>
@@ -2569,17 +2555,16 @@
           </w:tcPr>
           <w:p>
             <w:pPr>
-              <w:pStyle w:val="TextBody"/>
+              <w:pStyle w:val="BodyText"/>
               <w:widowControl w:val="false"/>
               <w:suppressAutoHyphens w:val="true"/>
               <w:spacing w:before="74" w:after="0"/>
-              <w:ind w:left="0" w:hanging="0"/>
+              <w:ind w:hanging="0" w:left="0"/>
               <w:jc w:val="center"/>
               <w:rPr>
                 <w:b/>
-                <w:b/>
                 <w:bCs/>
-                <w:color w:val="FFFFFF" w:themeColor="background1"/>
+                <w:color w:themeColor="background1" w:val="FFFFFF"/>
                 <w:sz w:val="24"/>
                 <w:szCs w:val="24"/>
                 <w:lang w:val="it-IT"/>
@@ -2590,7 +2575,7 @@
                 <w:rFonts w:cs=""/>
                 <w:b/>
                 <w:bCs/>
-                <w:color w:val="FFFFFF" w:themeColor="background1"/>
+                <w:color w:themeColor="background1" w:val="FFFFFF"/>
                 <w:kern w:val="0"/>
                 <w:sz w:val="24"/>
                 <w:szCs w:val="24"/>
@@ -2608,17 +2593,16 @@
           </w:tcPr>
           <w:p>
             <w:pPr>
-              <w:pStyle w:val="TextBody"/>
+              <w:pStyle w:val="BodyText"/>
               <w:widowControl w:val="false"/>
               <w:suppressAutoHyphens w:val="true"/>
               <w:spacing w:before="74" w:after="0"/>
-              <w:ind w:left="0" w:hanging="0"/>
+              <w:ind w:hanging="0" w:left="0"/>
               <w:jc w:val="center"/>
               <w:rPr>
                 <w:b/>
-                <w:b/>
                 <w:bCs/>
-                <w:color w:val="FFFFFF" w:themeColor="background1"/>
+                <w:color w:themeColor="background1" w:val="FFFFFF"/>
                 <w:sz w:val="24"/>
                 <w:szCs w:val="24"/>
                 <w:lang w:val="it-IT"/>
@@ -2628,7 +2612,7 @@
               <w:rPr>
                 <w:b/>
                 <w:bCs/>
-                <w:color w:val="FFFFFF" w:themeColor="background1"/>
+                <w:color w:themeColor="background1" w:val="FFFFFF"/>
                 <w:sz w:val="24"/>
                 <w:szCs w:val="24"/>
                 <w:lang w:val="it-IT"/>
@@ -2646,17 +2630,16 @@
           </w:tcPr>
           <w:p>
             <w:pPr>
-              <w:pStyle w:val="TextBody"/>
+              <w:pStyle w:val="BodyText"/>
               <w:widowControl w:val="false"/>
               <w:suppressAutoHyphens w:val="true"/>
               <w:spacing w:before="74" w:after="0"/>
-              <w:ind w:left="0" w:hanging="0"/>
+              <w:ind w:hanging="0" w:left="0"/>
               <w:jc w:val="center"/>
               <w:rPr>
                 <w:b/>
-                <w:b/>
                 <w:bCs/>
-                <w:color w:val="FFFFFF" w:themeColor="background1"/>
+                <w:color w:themeColor="background1" w:val="FFFFFF"/>
                 <w:sz w:val="24"/>
                 <w:szCs w:val="24"/>
                 <w:lang w:val="it-IT"/>
@@ -2667,7 +2650,7 @@
                 <w:rFonts w:cs=""/>
                 <w:b/>
                 <w:bCs/>
-                <w:color w:val="FFFFFF" w:themeColor="background1"/>
+                <w:color w:themeColor="background1" w:val="FFFFFF"/>
                 <w:kern w:val="0"/>
                 <w:sz w:val="24"/>
                 <w:szCs w:val="24"/>
@@ -2691,11 +2674,11 @@
           </w:tcPr>
           <w:p>
             <w:pPr>
-              <w:pStyle w:val="TextBody"/>
+              <w:pStyle w:val="BodyText"/>
               <w:widowControl w:val="false"/>
               <w:suppressAutoHyphens w:val="true"/>
               <w:spacing w:before="74" w:after="0"/>
-              <w:ind w:left="0" w:hanging="0"/>
+              <w:ind w:hanging="0" w:left="0"/>
               <w:jc w:val="center"/>
               <w:rPr>
                 <w:lang w:val="it-IT"/>
@@ -2715,11 +2698,11 @@
           </w:tcPr>
           <w:p>
             <w:pPr>
-              <w:pStyle w:val="TextBody"/>
+              <w:pStyle w:val="BodyText"/>
               <w:widowControl w:val="false"/>
               <w:suppressAutoHyphens w:val="true"/>
               <w:spacing w:before="74" w:after="0"/>
-              <w:ind w:left="0" w:hanging="0"/>
+              <w:ind w:hanging="0" w:left="0"/>
               <w:jc w:val="center"/>
               <w:rPr>
                 <w:lang w:val="it-IT"/>
@@ -2739,14 +2722,13 @@
           </w:tcPr>
           <w:p>
             <w:pPr>
-              <w:pStyle w:val="TextBody"/>
+              <w:pStyle w:val="BodyText"/>
               <w:widowControl w:val="false"/>
               <w:suppressAutoHyphens w:val="true"/>
               <w:spacing w:before="74" w:after="0"/>
-              <w:ind w:left="0" w:hanging="0"/>
+              <w:ind w:hanging="0" w:left="0"/>
               <w:jc w:val="center"/>
               <w:rPr>
-                <w:b/>
                 <w:b/>
                 <w:bCs/>
                 <w:sz w:val="22"/>
@@ -2770,19 +2752,18 @@
         </w:tc>
         <w:tc>
           <w:tcPr>
-            <w:tcW w:w="2342" w:type="dxa"/>
+            <w:tcW w:w="2341" w:type="dxa"/>
             <w:tcBorders/>
           </w:tcPr>
           <w:p>
             <w:pPr>
-              <w:pStyle w:val="TextBody"/>
+              <w:pStyle w:val="BodyText"/>
               <w:widowControl w:val="false"/>
               <w:suppressAutoHyphens w:val="true"/>
               <w:spacing w:before="74" w:after="0"/>
-              <w:ind w:left="0" w:hanging="0"/>
+              <w:ind w:hanging="0" w:left="0"/>
               <w:jc w:val="center"/>
               <w:rPr>
-                <w:b/>
                 <w:b/>
                 <w:bCs/>
                 <w:sz w:val="22"/>
@@ -2806,19 +2787,18 @@
         </w:tc>
         <w:tc>
           <w:tcPr>
-            <w:tcW w:w="2544" w:type="dxa"/>
+            <w:tcW w:w="2545" w:type="dxa"/>
             <w:tcBorders/>
           </w:tcPr>
           <w:p>
             <w:pPr>
-              <w:pStyle w:val="TextBody"/>
+              <w:pStyle w:val="BodyText"/>
               <w:widowControl w:val="false"/>
               <w:suppressAutoHyphens w:val="true"/>
               <w:spacing w:before="74" w:after="0"/>
-              <w:ind w:left="0" w:hanging="0"/>
+              <w:ind w:hanging="0" w:left="0"/>
               <w:jc w:val="center"/>
               <w:rPr>
-                <w:b/>
                 <w:b/>
                 <w:bCs/>
                 <w:sz w:val="22"/>
@@ -2869,10 +2849,9 @@
     <w:p>
       <w:pPr>
         <w:pStyle w:val="Normal"/>
-        <w:spacing w:lineRule="exact" w:line="281"/>
+        <w:spacing w:lineRule="exact" w:line="281" w:before="0" w:after="0"/>
         <w:ind w:hanging="0"/>
         <w:rPr>
-          <w:b w:val="false"/>
           <w:b w:val="false"/>
           <w:bCs w:val="false"/>
           <w:color w:val="92D050"/>
@@ -2890,9 +2869,8 @@
       <w:pPr>
         <w:pStyle w:val="Heading1"/>
         <w:spacing w:before="0" w:after="0"/>
-        <w:ind w:left="2147" w:hanging="0"/>
-        <w:rPr>
-          <w:b w:val="false"/>
+        <w:ind w:hanging="0" w:left="2147"/>
+        <w:rPr>
           <w:b w:val="false"/>
           <w:bCs w:val="false"/>
           <w:color w:val="92D050"/>
@@ -2955,7 +2933,6 @@
         <w:rPr>
           <w:rFonts w:ascii="Arial" w:hAnsi="Arial" w:eastAsia="Arial" w:cs="Arial"/>
           <w:b/>
-          <w:b/>
           <w:bCs/>
           <w:sz w:val="25"/>
           <w:szCs w:val="25"/>
@@ -2973,9 +2950,9 @@
     </w:p>
     <w:p>
       <w:pPr>
-        <w:pStyle w:val="TextBody"/>
+        <w:pStyle w:val="BodyText"/>
         <w:spacing w:lineRule="auto" w:line="271"/>
-        <w:ind w:left="0" w:right="98" w:hanging="0"/>
+        <w:ind w:hanging="0" w:left="0" w:right="98"/>
         <w:jc w:val="both"/>
         <w:rPr>
           <w:lang w:val="it-IT"/>
@@ -3012,9 +2989,8 @@
     <w:p>
       <w:pPr>
         <w:pStyle w:val="Heading2"/>
-        <w:ind w:left="0" w:hanging="0"/>
-        <w:rPr>
-          <w:b w:val="false"/>
+        <w:ind w:hanging="0" w:left="0"/>
+        <w:rPr>
           <w:b w:val="false"/>
           <w:bCs w:val="false"/>
           <w:spacing w:val="-8"/>
@@ -3076,7 +3052,6 @@
         <w:pStyle w:val="Heading2"/>
         <w:rPr>
           <w:b w:val="false"/>
-          <w:b w:val="false"/>
           <w:bCs w:val="false"/>
           <w:spacing w:val="-8"/>
           <w:lang w:val="it-IT"/>
@@ -3095,7 +3070,6 @@
       <w:pPr>
         <w:pStyle w:val="Heading2"/>
         <w:rPr>
-          <w:b w:val="false"/>
           <w:b w:val="false"/>
           <w:bCs w:val="false"/>
           <w:spacing w:val="-8"/>
@@ -3145,17 +3119,16 @@
           </w:tcPr>
           <w:p>
             <w:pPr>
-              <w:pStyle w:val="TextBody"/>
+              <w:pStyle w:val="BodyText"/>
               <w:widowControl w:val="false"/>
               <w:suppressAutoHyphens w:val="true"/>
               <w:spacing w:before="74" w:after="0"/>
-              <w:ind w:left="0" w:hanging="0"/>
+              <w:ind w:hanging="0" w:left="0"/>
               <w:jc w:val="center"/>
               <w:rPr>
                 <w:b/>
-                <w:b/>
                 <w:bCs/>
-                <w:color w:val="FFFFFF" w:themeColor="background1"/>
+                <w:color w:themeColor="background1" w:val="FFFFFF"/>
                 <w:sz w:val="24"/>
                 <w:szCs w:val="24"/>
                 <w:lang w:val="it-IT"/>
@@ -3166,7 +3139,7 @@
                 <w:rFonts w:cs=""/>
                 <w:b/>
                 <w:bCs/>
-                <w:color w:val="FFFFFF" w:themeColor="background1"/>
+                <w:color w:themeColor="background1" w:val="FFFFFF"/>
                 <w:kern w:val="0"/>
                 <w:sz w:val="24"/>
                 <w:szCs w:val="24"/>
@@ -3185,17 +3158,16 @@
           </w:tcPr>
           <w:p>
             <w:pPr>
-              <w:pStyle w:val="TextBody"/>
+              <w:pStyle w:val="BodyText"/>
               <w:widowControl w:val="false"/>
               <w:suppressAutoHyphens w:val="true"/>
               <w:spacing w:before="74" w:after="0"/>
-              <w:ind w:left="0" w:hanging="0"/>
+              <w:ind w:hanging="0" w:left="0"/>
               <w:jc w:val="center"/>
               <w:rPr>
                 <w:b/>
-                <w:b/>
                 <w:bCs/>
-                <w:color w:val="FFFFFF" w:themeColor="background1"/>
+                <w:color w:themeColor="background1" w:val="FFFFFF"/>
                 <w:sz w:val="24"/>
                 <w:szCs w:val="24"/>
                 <w:lang w:val="it-IT"/>
@@ -3206,7 +3178,7 @@
                 <w:rFonts w:cs=""/>
                 <w:b/>
                 <w:bCs/>
-                <w:color w:val="FFFFFF" w:themeColor="background1"/>
+                <w:color w:themeColor="background1" w:val="FFFFFF"/>
                 <w:kern w:val="0"/>
                 <w:sz w:val="24"/>
                 <w:szCs w:val="24"/>
@@ -3224,17 +3196,16 @@
           </w:tcPr>
           <w:p>
             <w:pPr>
-              <w:pStyle w:val="TextBody"/>
+              <w:pStyle w:val="BodyText"/>
               <w:widowControl w:val="false"/>
               <w:suppressAutoHyphens w:val="true"/>
               <w:spacing w:before="74" w:after="0"/>
-              <w:ind w:left="0" w:hanging="0"/>
+              <w:ind w:hanging="0" w:left="0"/>
               <w:jc w:val="center"/>
               <w:rPr>
                 <w:b/>
-                <w:b/>
                 <w:bCs/>
-                <w:color w:val="FFFFFF" w:themeColor="background1"/>
+                <w:color w:themeColor="background1" w:val="FFFFFF"/>
                 <w:sz w:val="24"/>
                 <w:szCs w:val="24"/>
                 <w:lang w:val="it-IT"/>
@@ -3245,7 +3216,7 @@
                 <w:rFonts w:cs=""/>
                 <w:b/>
                 <w:bCs/>
-                <w:color w:val="FFFFFF" w:themeColor="background1"/>
+                <w:color w:themeColor="background1" w:val="FFFFFF"/>
                 <w:kern w:val="0"/>
                 <w:sz w:val="24"/>
                 <w:szCs w:val="24"/>
@@ -3267,11 +3238,11 @@
           </w:tcPr>
           <w:p>
             <w:pPr>
-              <w:pStyle w:val="TextBody"/>
+              <w:pStyle w:val="BodyText"/>
               <w:widowControl w:val="false"/>
               <w:suppressAutoHyphens w:val="true"/>
               <w:spacing w:before="74" w:after="0"/>
-              <w:ind w:left="0" w:hanging="0"/>
+              <w:ind w:hanging="0" w:left="0"/>
               <w:jc w:val="center"/>
               <w:rPr>
                 <w:lang w:val="it-IT"/>
@@ -3291,14 +3262,13 @@
           </w:tcPr>
           <w:p>
             <w:pPr>
-              <w:pStyle w:val="TextBody"/>
+              <w:pStyle w:val="BodyText"/>
               <w:widowControl w:val="false"/>
               <w:suppressAutoHyphens w:val="true"/>
               <w:spacing w:before="74" w:after="0"/>
-              <w:ind w:left="0" w:hanging="0"/>
+              <w:ind w:hanging="0" w:left="0"/>
               <w:jc w:val="center"/>
               <w:rPr>
-                <w:b/>
                 <w:b/>
                 <w:bCs/>
                 <w:sz w:val="22"/>
@@ -3327,14 +3297,13 @@
           </w:tcPr>
           <w:p>
             <w:pPr>
-              <w:pStyle w:val="TextBody"/>
+              <w:pStyle w:val="BodyText"/>
               <w:widowControl w:val="false"/>
               <w:suppressAutoHyphens w:val="true"/>
               <w:spacing w:before="74" w:after="0"/>
-              <w:ind w:left="0" w:hanging="0"/>
+              <w:ind w:hanging="0" w:left="0"/>
               <w:jc w:val="center"/>
               <w:rPr>
-                <w:b/>
                 <w:b/>
                 <w:bCs/>
                 <w:sz w:val="22"/>
@@ -3363,14 +3332,13 @@
           </w:tcPr>
           <w:p>
             <w:pPr>
-              <w:pStyle w:val="TextBody"/>
+              <w:pStyle w:val="BodyText"/>
               <w:widowControl w:val="false"/>
               <w:suppressAutoHyphens w:val="true"/>
               <w:spacing w:before="74" w:after="0"/>
-              <w:ind w:left="0" w:hanging="0"/>
+              <w:ind w:hanging="0" w:left="0"/>
               <w:jc w:val="center"/>
               <w:rPr>
-                <w:b/>
                 <w:b/>
                 <w:bCs/>
                 <w:sz w:val="22"/>
@@ -3399,11 +3367,11 @@
           </w:tcPr>
           <w:p>
             <w:pPr>
-              <w:pStyle w:val="TextBody"/>
+              <w:pStyle w:val="BodyText"/>
               <w:widowControl w:val="false"/>
               <w:suppressAutoHyphens w:val="true"/>
               <w:spacing w:before="74" w:after="0"/>
-              <w:ind w:left="0" w:hanging="0"/>
+              <w:ind w:hanging="0" w:left="0"/>
               <w:jc w:val="center"/>
               <w:rPr>
                 <w:lang w:val="it-IT"/>
@@ -3423,7 +3391,6 @@
         <w:pStyle w:val="Normal"/>
         <w:rPr>
           <w:b w:val="false"/>
-          <w:b w:val="false"/>
           <w:bCs w:val="false"/>
           <w:spacing w:val="-8"/>
           <w:lang w:val="it-IT"/>
@@ -3442,7 +3409,6 @@
       <w:pPr>
         <w:pStyle w:val="Normal"/>
         <w:rPr>
-          <w:b w:val="false"/>
           <w:b w:val="false"/>
           <w:bCs w:val="false"/>
           <w:spacing w:val="-8"/>
@@ -3475,10 +3441,10 @@
       </w:tblPr>
       <w:tblGrid>
         <w:gridCol w:w="1789"/>
-        <w:gridCol w:w="2426"/>
-        <w:gridCol w:w="2358"/>
-        <w:gridCol w:w="1338"/>
-        <w:gridCol w:w="2439"/>
+        <w:gridCol w:w="2425"/>
+        <w:gridCol w:w="2359"/>
+        <w:gridCol w:w="1337"/>
+        <w:gridCol w:w="2440"/>
       </w:tblGrid>
       <w:tr>
         <w:trPr>
@@ -3492,17 +3458,16 @@
           </w:tcPr>
           <w:p>
             <w:pPr>
-              <w:pStyle w:val="TextBody"/>
+              <w:pStyle w:val="BodyText"/>
               <w:widowControl w:val="false"/>
               <w:suppressAutoHyphens w:val="true"/>
               <w:spacing w:before="74" w:after="0"/>
-              <w:ind w:left="0" w:hanging="0"/>
+              <w:ind w:hanging="0" w:left="0"/>
               <w:jc w:val="center"/>
               <w:rPr>
                 <w:b/>
-                <w:b/>
                 <w:bCs/>
-                <w:color w:val="FFFFFF" w:themeColor="background1"/>
+                <w:color w:themeColor="background1" w:val="FFFFFF"/>
                 <w:sz w:val="24"/>
                 <w:szCs w:val="24"/>
                 <w:lang w:val="it-IT"/>
@@ -3513,7 +3478,7 @@
                 <w:rFonts w:cs=""/>
                 <w:b/>
                 <w:bCs/>
-                <w:color w:val="FFFFFF" w:themeColor="background1"/>
+                <w:color w:themeColor="background1" w:val="FFFFFF"/>
                 <w:kern w:val="0"/>
                 <w:sz w:val="24"/>
                 <w:szCs w:val="24"/>
@@ -3525,24 +3490,23 @@
         </w:tc>
         <w:tc>
           <w:tcPr>
-            <w:tcW w:w="6122" w:type="dxa"/>
+            <w:tcW w:w="6121" w:type="dxa"/>
             <w:gridSpan w:val="3"/>
             <w:tcBorders/>
             <w:shd w:color="auto" w:fill="808080" w:themeFill="background1" w:themeFillShade="80" w:val="clear"/>
           </w:tcPr>
           <w:p>
             <w:pPr>
-              <w:pStyle w:val="TextBody"/>
+              <w:pStyle w:val="BodyText"/>
               <w:widowControl w:val="false"/>
               <w:suppressAutoHyphens w:val="true"/>
               <w:spacing w:before="74" w:after="0"/>
-              <w:ind w:left="0" w:hanging="0"/>
+              <w:ind w:hanging="0" w:left="0"/>
               <w:jc w:val="center"/>
               <w:rPr>
                 <w:b/>
-                <w:b/>
                 <w:bCs/>
-                <w:color w:val="FFFFFF" w:themeColor="background1"/>
+                <w:color w:themeColor="background1" w:val="FFFFFF"/>
                 <w:sz w:val="24"/>
                 <w:szCs w:val="24"/>
                 <w:lang w:val="it-IT"/>
@@ -3553,7 +3517,7 @@
                 <w:rFonts w:cs=""/>
                 <w:b/>
                 <w:bCs/>
-                <w:color w:val="FFFFFF" w:themeColor="background1"/>
+                <w:color w:themeColor="background1" w:val="FFFFFF"/>
                 <w:kern w:val="0"/>
                 <w:sz w:val="24"/>
                 <w:szCs w:val="24"/>
@@ -3565,23 +3529,22 @@
         </w:tc>
         <w:tc>
           <w:tcPr>
-            <w:tcW w:w="2439" w:type="dxa"/>
+            <w:tcW w:w="2440" w:type="dxa"/>
             <w:tcBorders/>
             <w:shd w:color="auto" w:fill="808080" w:themeFill="background1" w:themeFillShade="80" w:val="clear"/>
           </w:tcPr>
           <w:p>
             <w:pPr>
-              <w:pStyle w:val="TextBody"/>
+              <w:pStyle w:val="BodyText"/>
               <w:widowControl w:val="false"/>
               <w:suppressAutoHyphens w:val="true"/>
               <w:spacing w:before="74" w:after="0"/>
-              <w:ind w:left="0" w:hanging="0"/>
+              <w:ind w:hanging="0" w:left="0"/>
               <w:jc w:val="center"/>
               <w:rPr>
                 <w:b/>
-                <w:b/>
                 <w:bCs/>
-                <w:color w:val="FFFFFF" w:themeColor="background1"/>
+                <w:color w:themeColor="background1" w:val="FFFFFF"/>
                 <w:sz w:val="24"/>
                 <w:szCs w:val="24"/>
                 <w:lang w:val="it-IT"/>
@@ -3592,7 +3555,7 @@
                 <w:rFonts w:cs=""/>
                 <w:b/>
                 <w:bCs/>
-                <w:color w:val="FFFFFF" w:themeColor="background1"/>
+                <w:color w:themeColor="background1" w:val="FFFFFF"/>
                 <w:kern w:val="0"/>
                 <w:sz w:val="24"/>
                 <w:szCs w:val="24"/>
@@ -3614,11 +3577,11 @@
           </w:tcPr>
           <w:p>
             <w:pPr>
-              <w:pStyle w:val="TextBody"/>
+              <w:pStyle w:val="BodyText"/>
               <w:widowControl w:val="false"/>
               <w:suppressAutoHyphens w:val="true"/>
               <w:spacing w:before="74" w:after="0"/>
-              <w:ind w:left="0" w:hanging="0"/>
+              <w:ind w:hanging="0" w:left="0"/>
               <w:jc w:val="center"/>
               <w:rPr>
                 <w:lang w:val="it-IT"/>
@@ -3633,20 +3596,19 @@
         </w:tc>
         <w:tc>
           <w:tcPr>
-            <w:tcW w:w="2426" w:type="dxa"/>
+            <w:tcW w:w="2425" w:type="dxa"/>
             <w:tcBorders/>
           </w:tcPr>
           <w:p>
             <w:pPr>
-              <w:pStyle w:val="TextBody"/>
+              <w:pStyle w:val="BodyText"/>
               <w:widowControl w:val="false"/>
               <w:suppressAutoHyphens w:val="true"/>
               <w:spacing w:before="74" w:after="0"/>
-              <w:ind w:left="0" w:hanging="0"/>
+              <w:ind w:hanging="0" w:left="0"/>
               <w:jc w:val="center"/>
               <w:rPr>
                 <w:rFonts w:ascii="Arial" w:hAnsi="Arial" w:eastAsia="Arial" w:cs="" w:cstheme="minorBidi"/>
-                <w:b/>
                 <w:b/>
                 <w:bCs/>
                 <w:color w:val="auto"/>
@@ -3673,20 +3635,19 @@
         </w:tc>
         <w:tc>
           <w:tcPr>
-            <w:tcW w:w="2358" w:type="dxa"/>
+            <w:tcW w:w="2359" w:type="dxa"/>
             <w:tcBorders/>
           </w:tcPr>
           <w:p>
             <w:pPr>
-              <w:pStyle w:val="TextBody"/>
+              <w:pStyle w:val="BodyText"/>
               <w:widowControl w:val="false"/>
               <w:suppressAutoHyphens w:val="true"/>
               <w:spacing w:before="74" w:after="0"/>
-              <w:ind w:left="0" w:hanging="0"/>
+              <w:ind w:hanging="0" w:left="0"/>
               <w:jc w:val="center"/>
               <w:rPr>
                 <w:rFonts w:ascii="Arial" w:hAnsi="Arial" w:eastAsia="Arial" w:cs="" w:cstheme="minorBidi"/>
-                <w:b/>
                 <w:b/>
                 <w:bCs/>
                 <w:color w:val="auto"/>
@@ -3713,19 +3674,18 @@
         </w:tc>
         <w:tc>
           <w:tcPr>
-            <w:tcW w:w="1338" w:type="dxa"/>
+            <w:tcW w:w="1337" w:type="dxa"/>
             <w:tcBorders/>
           </w:tcPr>
           <w:p>
             <w:pPr>
-              <w:pStyle w:val="TextBody"/>
+              <w:pStyle w:val="BodyText"/>
               <w:widowControl w:val="false"/>
               <w:suppressAutoHyphens w:val="true"/>
               <w:spacing w:before="74" w:after="0"/>
-              <w:ind w:left="0" w:hanging="0"/>
+              <w:ind w:hanging="0" w:left="0"/>
               <w:jc w:val="center"/>
               <w:rPr>
-                <w:b/>
                 <w:b/>
                 <w:bCs/>
                 <w:sz w:val="22"/>
@@ -3749,16 +3709,16 @@
         </w:tc>
         <w:tc>
           <w:tcPr>
-            <w:tcW w:w="2439" w:type="dxa"/>
+            <w:tcW w:w="2440" w:type="dxa"/>
             <w:tcBorders/>
           </w:tcPr>
           <w:p>
             <w:pPr>
-              <w:pStyle w:val="TextBody"/>
+              <w:pStyle w:val="BodyText"/>
               <w:widowControl w:val="false"/>
               <w:suppressAutoHyphens w:val="true"/>
               <w:spacing w:before="74" w:after="0"/>
-              <w:ind w:left="0" w:hanging="0"/>
+              <w:ind w:hanging="0" w:left="0"/>
               <w:jc w:val="center"/>
               <w:rPr>
                 <w:lang w:val="it-IT"/>
@@ -3780,7 +3740,6 @@
         <w:rPr>
           <w:rFonts w:ascii="Arial" w:hAnsi="Arial" w:eastAsia="Arial" w:cs="Arial"/>
           <w:b/>
-          <w:b/>
           <w:bCs/>
           <w:sz w:val="19"/>
           <w:szCs w:val="19"/>
@@ -3807,7 +3766,6 @@
         <w:spacing w:before="0" w:after="0"/>
         <w:rPr>
           <w:rFonts w:ascii="Arial" w:hAnsi="Arial" w:eastAsia="Arial" w:cs="Arial"/>
-          <w:b/>
           <w:b/>
           <w:bCs/>
           <w:sz w:val="17"/>
@@ -3857,7 +3815,6 @@
         <w:rPr>
           <w:rFonts w:ascii="Arial" w:hAnsi="Arial" w:eastAsia="Arial" w:cs="Arial"/>
           <w:b/>
-          <w:b/>
           <w:bCs/>
           <w:sz w:val="20"/>
           <w:szCs w:val="20"/>
@@ -3877,9 +3834,9 @@
     </w:p>
     <w:p>
       <w:pPr>
-        <w:pStyle w:val="TextBody"/>
+        <w:pStyle w:val="BodyText"/>
         <w:spacing w:lineRule="auto" w:line="271"/>
-        <w:ind w:left="0" w:right="117" w:hanging="0"/>
+        <w:ind w:hanging="0" w:left="0" w:right="117"/>
         <w:jc w:val="both"/>
         <w:rPr>
           <w:lang w:val="it-IT"/>
@@ -3916,11 +3873,10 @@
     <w:p>
       <w:pPr>
         <w:pStyle w:val="Heading2"/>
-        <w:ind w:left="0" w:hanging="0"/>
+        <w:ind w:hanging="0" w:left="0"/>
         <w:jc w:val="both"/>
         <w:rPr>
           <w:rFonts w:cs="Arial"/>
-          <w:b w:val="false"/>
           <w:b w:val="false"/>
           <w:bCs w:val="false"/>
           <w:lang w:val="it-IT"/>
@@ -3983,7 +3939,6 @@
         <w:rPr>
           <w:rFonts w:cs="Arial"/>
           <w:b w:val="false"/>
-          <w:b w:val="false"/>
           <w:bCs w:val="false"/>
           <w:lang w:val="it-IT"/>
         </w:rPr>
@@ -4003,7 +3958,6 @@
         <w:jc w:val="both"/>
         <w:rPr>
           <w:rFonts w:cs="Arial"/>
-          <w:b w:val="false"/>
           <w:b w:val="false"/>
           <w:bCs w:val="false"/>
           <w:sz w:val="19"/>
@@ -4055,17 +4009,16 @@
           </w:tcPr>
           <w:p>
             <w:pPr>
-              <w:pStyle w:val="TextBody"/>
+              <w:pStyle w:val="BodyText"/>
               <w:widowControl w:val="false"/>
               <w:suppressAutoHyphens w:val="true"/>
               <w:spacing w:before="74" w:after="0"/>
-              <w:ind w:left="0" w:hanging="0"/>
+              <w:ind w:hanging="0" w:left="0"/>
               <w:jc w:val="center"/>
               <w:rPr>
                 <w:b/>
-                <w:b/>
                 <w:bCs/>
-                <w:color w:val="FFFFFF" w:themeColor="background1"/>
+                <w:color w:themeColor="background1" w:val="FFFFFF"/>
                 <w:sz w:val="24"/>
                 <w:szCs w:val="24"/>
                 <w:lang w:val="it-IT"/>
@@ -4076,7 +4029,7 @@
                 <w:rFonts w:cs=""/>
                 <w:b/>
                 <w:bCs/>
-                <w:color w:val="FFFFFF" w:themeColor="background1"/>
+                <w:color w:themeColor="background1" w:val="FFFFFF"/>
                 <w:kern w:val="0"/>
                 <w:sz w:val="24"/>
                 <w:szCs w:val="24"/>
@@ -4095,17 +4048,16 @@
           </w:tcPr>
           <w:p>
             <w:pPr>
-              <w:pStyle w:val="TextBody"/>
+              <w:pStyle w:val="BodyText"/>
               <w:widowControl w:val="false"/>
               <w:suppressAutoHyphens w:val="true"/>
               <w:spacing w:before="74" w:after="0"/>
-              <w:ind w:left="0" w:hanging="0"/>
+              <w:ind w:hanging="0" w:left="0"/>
               <w:jc w:val="center"/>
               <w:rPr>
                 <w:b/>
-                <w:b/>
                 <w:bCs/>
-                <w:color w:val="FFFFFF" w:themeColor="background1"/>
+                <w:color w:themeColor="background1" w:val="FFFFFF"/>
                 <w:sz w:val="24"/>
                 <w:szCs w:val="24"/>
                 <w:lang w:val="it-IT"/>
@@ -4116,7 +4068,7 @@
                 <w:rFonts w:cs=""/>
                 <w:b/>
                 <w:bCs/>
-                <w:color w:val="FFFFFF" w:themeColor="background1"/>
+                <w:color w:themeColor="background1" w:val="FFFFFF"/>
                 <w:kern w:val="0"/>
                 <w:sz w:val="24"/>
                 <w:szCs w:val="24"/>
@@ -4138,11 +4090,11 @@
           </w:tcPr>
           <w:p>
             <w:pPr>
-              <w:pStyle w:val="TextBody"/>
+              <w:pStyle w:val="BodyText"/>
               <w:widowControl w:val="false"/>
               <w:suppressAutoHyphens w:val="true"/>
               <w:spacing w:before="74" w:after="0"/>
-              <w:ind w:left="0" w:hanging="0"/>
+              <w:ind w:hanging="0" w:left="0"/>
               <w:jc w:val="center"/>
               <w:rPr>
                 <w:lang w:val="it-IT"/>
@@ -4162,14 +4114,13 @@
           </w:tcPr>
           <w:p>
             <w:pPr>
-              <w:pStyle w:val="TextBody"/>
+              <w:pStyle w:val="BodyText"/>
               <w:widowControl w:val="false"/>
               <w:suppressAutoHyphens w:val="true"/>
               <w:spacing w:before="74" w:after="0"/>
-              <w:ind w:left="0" w:hanging="0"/>
+              <w:ind w:hanging="0" w:left="0"/>
               <w:jc w:val="center"/>
               <w:rPr>
-                <w:b/>
                 <w:b/>
                 <w:bCs/>
                 <w:sz w:val="22"/>
@@ -4198,14 +4149,13 @@
           </w:tcPr>
           <w:p>
             <w:pPr>
-              <w:pStyle w:val="TextBody"/>
+              <w:pStyle w:val="BodyText"/>
               <w:widowControl w:val="false"/>
               <w:suppressAutoHyphens w:val="true"/>
               <w:spacing w:before="74" w:after="0"/>
-              <w:ind w:left="0" w:hanging="0"/>
+              <w:ind w:hanging="0" w:left="0"/>
               <w:jc w:val="center"/>
               <w:rPr>
-                <w:b/>
                 <w:b/>
                 <w:bCs/>
                 <w:sz w:val="22"/>
@@ -4234,14 +4184,13 @@
           </w:tcPr>
           <w:p>
             <w:pPr>
-              <w:pStyle w:val="TextBody"/>
+              <w:pStyle w:val="BodyText"/>
               <w:widowControl w:val="false"/>
               <w:suppressAutoHyphens w:val="true"/>
               <w:spacing w:before="74" w:after="0"/>
-              <w:ind w:left="0" w:hanging="0"/>
+              <w:ind w:hanging="0" w:left="0"/>
               <w:jc w:val="center"/>
               <w:rPr>
-                <w:b/>
                 <w:b/>
                 <w:bCs/>
                 <w:sz w:val="22"/>
@@ -4293,19 +4242,8 @@
       <w:pPr>
         <w:pStyle w:val="Normal"/>
         <w:spacing w:before="0" w:after="0"/>
-        <w:ind w:right="42" w:hanging="0"/>
+        <w:ind w:hanging="0" w:right="42"/>
         <w:jc w:val="center"/>
-        <w:rPr>
-          <w:rFonts w:ascii="Arial" w:hAnsi="Arial"/>
-          <w:b/>
-          <w:b/>
-          <w:color w:val="3BA1DA"/>
-          <w:spacing w:val="1"/>
-          <w:sz w:val="24"/>
-          <w:lang w:val="it-IT"/>
-        </w:rPr>
-      </w:pPr>
-      <w:r>
         <w:rPr>
           <w:rFonts w:ascii="Arial" w:hAnsi="Arial"/>
           <w:b/>
@@ -4314,17 +4252,26 @@
           <w:sz w:val="24"/>
           <w:lang w:val="it-IT"/>
         </w:rPr>
+      </w:pPr>
+      <w:r>
+        <w:rPr>
+          <w:rFonts w:ascii="Arial" w:hAnsi="Arial"/>
+          <w:b/>
+          <w:color w:val="3BA1DA"/>
+          <w:spacing w:val="1"/>
+          <w:sz w:val="24"/>
+          <w:lang w:val="it-IT"/>
+        </w:rPr>
       </w:r>
     </w:p>
     <w:p>
       <w:pPr>
         <w:pStyle w:val="Normal"/>
         <w:spacing w:before="0" w:after="0"/>
-        <w:ind w:right="42" w:hanging="0"/>
+        <w:ind w:hanging="0" w:right="42"/>
         <w:jc w:val="center"/>
         <w:rPr>
           <w:rFonts w:ascii="Arial" w:hAnsi="Arial"/>
-          <w:b/>
           <w:b/>
           <w:color w:val="3BA1DA"/>
           <w:spacing w:val="1"/>
@@ -4352,7 +4299,6 @@
         <w:rPr>
           <w:rFonts w:ascii="Arial" w:hAnsi="Arial" w:eastAsia="Arial" w:cs="Arial"/>
           <w:b/>
-          <w:b/>
           <w:bCs/>
           <w:sz w:val="21"/>
           <w:szCs w:val="21"/>
@@ -4372,9 +4318,9 @@
     </w:p>
     <w:p>
       <w:pPr>
-        <w:pStyle w:val="TextBody"/>
+        <w:pStyle w:val="BodyText"/>
         <w:spacing w:lineRule="auto" w:line="271"/>
-        <w:ind w:left="0" w:right="99" w:hanging="0"/>
+        <w:ind w:hanging="0" w:left="0" w:right="99"/>
         <w:jc w:val="both"/>
         <w:rPr>
           <w:lang w:val="it-IT"/>
@@ -4390,9 +4336,9 @@
     </w:p>
     <w:p>
       <w:pPr>
-        <w:pStyle w:val="TextBody"/>
+        <w:pStyle w:val="BodyText"/>
         <w:spacing w:lineRule="auto" w:line="271"/>
-        <w:ind w:left="0" w:right="99" w:hanging="0"/>
+        <w:ind w:hanging="0" w:left="0" w:right="99"/>
         <w:jc w:val="both"/>
         <w:rPr>
           <w:lang w:val="it-IT"/>
@@ -4408,9 +4354,9 @@
     </w:p>
     <w:p>
       <w:pPr>
-        <w:pStyle w:val="TextBody"/>
+        <w:pStyle w:val="BodyText"/>
         <w:spacing w:lineRule="auto" w:line="271"/>
-        <w:ind w:left="0" w:right="99" w:hanging="0"/>
+        <w:ind w:hanging="0" w:left="0" w:right="99"/>
         <w:jc w:val="both"/>
         <w:rPr>
           <w:lang w:val="it-IT"/>
@@ -4447,10 +4393,9 @@
     <w:p>
       <w:pPr>
         <w:pStyle w:val="Heading2"/>
-        <w:ind w:left="0" w:hanging="0"/>
+        <w:ind w:hanging="0" w:left="0"/>
         <w:jc w:val="both"/>
         <w:rPr>
-          <w:b w:val="false"/>
           <w:b w:val="false"/>
           <w:bCs w:val="false"/>
           <w:lang w:val="it-IT"/>
@@ -4512,7 +4457,6 @@
         <w:spacing w:before="10" w:after="0"/>
         <w:rPr>
           <w:rFonts w:ascii="Arial" w:hAnsi="Arial" w:eastAsia="Arial" w:cs="Arial"/>
-          <w:b/>
           <w:b/>
           <w:bCs/>
           <w:sz w:val="19"/>
@@ -4547,10 +4491,10 @@
         <w:tblLook w:val="04a0" w:noHBand="0" w:noVBand="1" w:firstColumn="1" w:lastRow="0" w:lastColumn="0" w:firstRow="1"/>
       </w:tblPr>
       <w:tblGrid>
-        <w:gridCol w:w="2160"/>
+        <w:gridCol w:w="2159"/>
         <w:gridCol w:w="2880"/>
-        <w:gridCol w:w="2696"/>
-        <w:gridCol w:w="2672"/>
+        <w:gridCol w:w="2697"/>
+        <w:gridCol w:w="2671"/>
       </w:tblGrid>
       <w:tr>
         <w:trPr>
@@ -4558,7 +4502,7 @@
         </w:trPr>
         <w:tc>
           <w:tcPr>
-            <w:tcW w:w="2160" w:type="dxa"/>
+            <w:tcW w:w="2159" w:type="dxa"/>
             <w:tcBorders>
               <w:right w:val="nil"/>
             </w:tcBorders>
@@ -4566,17 +4510,16 @@
           </w:tcPr>
           <w:p>
             <w:pPr>
-              <w:pStyle w:val="TextBody"/>
+              <w:pStyle w:val="BodyText"/>
               <w:widowControl w:val="false"/>
               <w:suppressAutoHyphens w:val="true"/>
               <w:spacing w:before="74" w:after="0"/>
-              <w:ind w:left="0" w:hanging="0"/>
+              <w:ind w:hanging="0" w:left="0"/>
               <w:jc w:val="center"/>
               <w:rPr>
                 <w:b/>
-                <w:b/>
                 <w:bCs/>
-                <w:color w:val="FFFFFF" w:themeColor="background1"/>
+                <w:color w:themeColor="background1" w:val="FFFFFF"/>
                 <w:sz w:val="24"/>
                 <w:szCs w:val="24"/>
                 <w:lang w:val="it-IT"/>
@@ -4587,7 +4530,7 @@
                 <w:rFonts w:cs=""/>
                 <w:b/>
                 <w:bCs/>
-                <w:color w:val="FFFFFF" w:themeColor="background1"/>
+                <w:color w:themeColor="background1" w:val="FFFFFF"/>
                 <w:kern w:val="0"/>
                 <w:sz w:val="24"/>
                 <w:szCs w:val="24"/>
@@ -4606,17 +4549,16 @@
           </w:tcPr>
           <w:p>
             <w:pPr>
-              <w:pStyle w:val="TextBody"/>
+              <w:pStyle w:val="BodyText"/>
               <w:widowControl w:val="false"/>
               <w:suppressAutoHyphens w:val="true"/>
               <w:spacing w:before="74" w:after="0"/>
-              <w:ind w:left="0" w:hanging="0"/>
+              <w:ind w:hanging="0" w:left="0"/>
               <w:jc w:val="center"/>
               <w:rPr>
                 <w:b/>
-                <w:b/>
                 <w:bCs/>
-                <w:color w:val="FFFFFF" w:themeColor="background1"/>
+                <w:color w:themeColor="background1" w:val="FFFFFF"/>
                 <w:sz w:val="24"/>
                 <w:szCs w:val="24"/>
                 <w:lang w:val="it-IT"/>
@@ -4627,7 +4569,7 @@
                 <w:rFonts w:cs=""/>
                 <w:b/>
                 <w:bCs/>
-                <w:color w:val="FFFFFF" w:themeColor="background1"/>
+                <w:color w:themeColor="background1" w:val="FFFFFF"/>
                 <w:kern w:val="0"/>
                 <w:sz w:val="24"/>
                 <w:szCs w:val="24"/>
@@ -4644,18 +4586,18 @@
         </w:trPr>
         <w:tc>
           <w:tcPr>
-            <w:tcW w:w="2160" w:type="dxa"/>
+            <w:tcW w:w="2159" w:type="dxa"/>
             <w:tcBorders>
               <w:right w:val="nil"/>
             </w:tcBorders>
           </w:tcPr>
           <w:p>
             <w:pPr>
-              <w:pStyle w:val="TextBody"/>
+              <w:pStyle w:val="BodyText"/>
               <w:widowControl w:val="false"/>
               <w:suppressAutoHyphens w:val="true"/>
               <w:spacing w:before="74" w:after="0"/>
-              <w:ind w:left="0" w:hanging="0"/>
+              <w:ind w:hanging="0" w:left="0"/>
               <w:jc w:val="center"/>
               <w:rPr>
                 <w:lang w:val="it-IT"/>
@@ -4675,14 +4617,13 @@
           </w:tcPr>
           <w:p>
             <w:pPr>
-              <w:pStyle w:val="TextBody"/>
+              <w:pStyle w:val="BodyText"/>
               <w:widowControl w:val="false"/>
               <w:suppressAutoHyphens w:val="true"/>
               <w:spacing w:before="74" w:after="0"/>
-              <w:ind w:left="0" w:hanging="0"/>
+              <w:ind w:hanging="0" w:left="0"/>
               <w:jc w:val="center"/>
               <w:rPr>
-                <w:b/>
                 <w:b/>
                 <w:bCs/>
                 <w:sz w:val="22"/>
@@ -4706,19 +4647,18 @@
         </w:tc>
         <w:tc>
           <w:tcPr>
-            <w:tcW w:w="2696" w:type="dxa"/>
+            <w:tcW w:w="2697" w:type="dxa"/>
             <w:tcBorders/>
           </w:tcPr>
           <w:p>
             <w:pPr>
-              <w:pStyle w:val="TextBody"/>
+              <w:pStyle w:val="BodyText"/>
               <w:widowControl w:val="false"/>
               <w:suppressAutoHyphens w:val="true"/>
               <w:spacing w:before="74" w:after="0"/>
-              <w:ind w:left="0" w:hanging="0"/>
+              <w:ind w:hanging="0" w:left="0"/>
               <w:jc w:val="center"/>
               <w:rPr>
-                <w:b/>
                 <w:b/>
                 <w:bCs/>
                 <w:sz w:val="22"/>
@@ -4742,19 +4682,18 @@
         </w:tc>
         <w:tc>
           <w:tcPr>
-            <w:tcW w:w="2672" w:type="dxa"/>
+            <w:tcW w:w="2671" w:type="dxa"/>
             <w:tcBorders/>
           </w:tcPr>
           <w:p>
             <w:pPr>
-              <w:pStyle w:val="TextBody"/>
+              <w:pStyle w:val="BodyText"/>
               <w:widowControl w:val="false"/>
               <w:suppressAutoHyphens w:val="true"/>
               <w:spacing w:before="74" w:after="0"/>
-              <w:ind w:left="0" w:hanging="0"/>
+              <w:ind w:hanging="0" w:left="0"/>
               <w:jc w:val="center"/>
               <w:rPr>
-                <w:b/>
                 <w:b/>
                 <w:bCs/>
                 <w:sz w:val="22"/>
@@ -4794,7 +4733,7 @@
       <w:pPr>
         <w:pStyle w:val="Normal"/>
         <w:spacing w:before="0" w:after="0"/>
-        <w:ind w:left="108" w:hanging="0"/>
+        <w:ind w:hanging="0" w:left="108"/>
         <w:rPr>
           <w:rFonts w:ascii="Calibri" w:hAnsi="Calibri" w:eastAsia="Calibri" w:cs="Calibri"/>
           <w:sz w:val="28"/>
@@ -4908,7 +4847,6 @@
         <w:rPr>
           <w:rFonts w:ascii="Calibri" w:hAnsi="Calibri" w:eastAsia="Calibri" w:cs="Calibri"/>
           <w:b/>
-          <w:b/>
           <w:bCs/>
           <w:sz w:val="13"/>
           <w:szCs w:val="13"/>
@@ -4928,9 +4866,9 @@
     </w:p>
     <w:p>
       <w:pPr>
-        <w:pStyle w:val="TextBody"/>
-        <w:spacing w:lineRule="auto" w:line="271" w:before="74" w:after="0"/>
-        <w:ind w:left="108" w:right="98" w:hanging="0"/>
+        <w:pStyle w:val="BodyText"/>
+        <w:spacing w:lineRule="auto" w:line="276" w:before="74" w:after="0"/>
+        <w:ind w:hanging="0" w:left="108" w:right="98"/>
         <w:jc w:val="both"/>
         <w:rPr>
           <w:lang w:val="it-IT"/>
@@ -4941,1002 +4879,32 @@
           <w:spacing w:val="-1"/>
           <w:lang w:val="it-IT"/>
         </w:rPr>
-        <w:t>Il</w:t>
-      </w:r>
-      <w:r>
-        <w:rPr>
-          <w:spacing w:val="44"/>
-          <w:lang w:val="it-IT"/>
-        </w:rPr>
-        <w:t xml:space="preserve"> </w:t>
-      </w:r>
-      <w:r>
-        <w:rPr>
-          <w:spacing w:val="-1"/>
-          <w:lang w:val="it-IT"/>
-        </w:rPr>
-        <w:t>test</w:t>
-      </w:r>
-      <w:r>
-        <w:rPr>
-          <w:spacing w:val="41"/>
-          <w:lang w:val="it-IT"/>
-        </w:rPr>
-        <w:t xml:space="preserve"> </w:t>
-      </w:r>
-      <w:r>
-        <w:rPr>
-          <w:spacing w:val="-1"/>
-          <w:lang w:val="it-IT"/>
-        </w:rPr>
-        <w:t>contempla</w:t>
-      </w:r>
-      <w:r>
-        <w:rPr>
-          <w:spacing w:val="41"/>
-          <w:lang w:val="it-IT"/>
-        </w:rPr>
-        <w:t xml:space="preserve"> </w:t>
-      </w:r>
-      <w:r>
-        <w:rPr>
-          <w:spacing w:val="-1"/>
-          <w:lang w:val="it-IT"/>
-        </w:rPr>
-        <w:t>uno</w:t>
-      </w:r>
-      <w:r>
-        <w:rPr>
-          <w:spacing w:val="40"/>
-          <w:lang w:val="it-IT"/>
-        </w:rPr>
-        <w:t xml:space="preserve"> </w:t>
-      </w:r>
-      <w:r>
-        <w:rPr>
-          <w:spacing w:val="-1"/>
-          <w:lang w:val="it-IT"/>
-        </w:rPr>
-        <w:t>studio</w:t>
-      </w:r>
-      <w:r>
-        <w:rPr>
-          <w:spacing w:val="40"/>
-          <w:lang w:val="it-IT"/>
-        </w:rPr>
-        <w:t xml:space="preserve"> </w:t>
-      </w:r>
-      <w:r>
-        <w:rPr>
-          <w:spacing w:val="-1"/>
-          <w:lang w:val="it-IT"/>
-        </w:rPr>
-        <w:t>mirato</w:t>
-      </w:r>
-      <w:r>
-        <w:rPr>
-          <w:spacing w:val="41"/>
-          <w:lang w:val="it-IT"/>
-        </w:rPr>
-        <w:t xml:space="preserve"> </w:t>
-      </w:r>
-      <w:r>
-        <w:rPr>
-          <w:spacing w:val="-1"/>
-          <w:lang w:val="it-IT"/>
-        </w:rPr>
-        <w:t>alle</w:t>
-      </w:r>
-      <w:r>
-        <w:rPr>
-          <w:spacing w:val="41"/>
-          <w:lang w:val="it-IT"/>
-        </w:rPr>
-        <w:t xml:space="preserve"> </w:t>
-      </w:r>
-      <w:r>
-        <w:rPr>
-          <w:spacing w:val="-1"/>
-          <w:lang w:val="it-IT"/>
-        </w:rPr>
-        <w:t>sole</w:t>
-      </w:r>
-      <w:r>
-        <w:rPr>
-          <w:spacing w:val="39"/>
-          <w:lang w:val="it-IT"/>
-        </w:rPr>
-        <w:t xml:space="preserve"> </w:t>
-      </w:r>
-      <w:r>
-        <w:rPr>
-          <w:spacing w:val="-1"/>
-          <w:lang w:val="it-IT"/>
-        </w:rPr>
-        <w:t>variazioni</w:t>
-      </w:r>
-      <w:r>
-        <w:rPr>
-          <w:spacing w:val="42"/>
-          <w:lang w:val="it-IT"/>
-        </w:rPr>
-        <w:t xml:space="preserve"> </w:t>
-      </w:r>
-      <w:r>
-        <w:rPr>
-          <w:spacing w:val="-2"/>
-          <w:lang w:val="it-IT"/>
-        </w:rPr>
-        <w:t>genetiche</w:t>
-      </w:r>
-      <w:r>
-        <w:rPr>
-          <w:spacing w:val="40"/>
-          <w:lang w:val="it-IT"/>
-        </w:rPr>
-        <w:t xml:space="preserve"> </w:t>
-      </w:r>
-      <w:r>
-        <w:rPr>
-          <w:spacing w:val="-1"/>
-          <w:lang w:val="it-IT"/>
-        </w:rPr>
-        <w:t>sulla</w:t>
-      </w:r>
-      <w:r>
-        <w:rPr>
-          <w:spacing w:val="42"/>
-          <w:lang w:val="it-IT"/>
-        </w:rPr>
-        <w:t xml:space="preserve"> </w:t>
-      </w:r>
-      <w:r>
-        <w:rPr>
-          <w:spacing w:val="-1"/>
-          <w:lang w:val="it-IT"/>
-        </w:rPr>
-        <w:t>cui</w:t>
-      </w:r>
-      <w:r>
-        <w:rPr>
-          <w:spacing w:val="40"/>
-          <w:lang w:val="it-IT"/>
-        </w:rPr>
-        <w:t xml:space="preserve"> </w:t>
-      </w:r>
-      <w:r>
-        <w:rPr>
-          <w:spacing w:val="-1"/>
-          <w:lang w:val="it-IT"/>
-        </w:rPr>
-        <w:t>corresponsabilità</w:t>
-      </w:r>
-      <w:r>
-        <w:rPr>
-          <w:spacing w:val="41"/>
-          <w:lang w:val="it-IT"/>
-        </w:rPr>
-        <w:t xml:space="preserve"> </w:t>
-      </w:r>
-      <w:r>
-        <w:rPr>
-          <w:spacing w:val="-1"/>
-          <w:lang w:val="it-IT"/>
-        </w:rPr>
-        <w:t>nell'insorgenza</w:t>
-      </w:r>
-      <w:r>
-        <w:rPr>
-          <w:spacing w:val="41"/>
-          <w:lang w:val="it-IT"/>
-        </w:rPr>
-        <w:t xml:space="preserve"> </w:t>
-      </w:r>
-      <w:r>
-        <w:rPr>
-          <w:spacing w:val="-1"/>
-          <w:lang w:val="it-IT"/>
-        </w:rPr>
-        <w:t>di</w:t>
-      </w:r>
-      <w:r>
-        <w:rPr>
-          <w:spacing w:val="47"/>
-          <w:w w:val="99"/>
-          <w:lang w:val="it-IT"/>
-        </w:rPr>
-        <w:t xml:space="preserve"> </w:t>
-      </w:r>
-      <w:r>
-        <w:rPr>
-          <w:spacing w:val="-1"/>
-          <w:lang w:val="it-IT"/>
-        </w:rPr>
-        <w:t>patologie</w:t>
-      </w:r>
-      <w:r>
-        <w:rPr>
-          <w:lang w:val="it-IT"/>
-        </w:rPr>
-        <w:t xml:space="preserve"> </w:t>
-      </w:r>
-      <w:r>
-        <w:rPr>
-          <w:spacing w:val="-1"/>
-          <w:lang w:val="it-IT"/>
-        </w:rPr>
-        <w:t>complesse</w:t>
-      </w:r>
-      <w:r>
-        <w:rPr>
-          <w:spacing w:val="1"/>
-          <w:lang w:val="it-IT"/>
-        </w:rPr>
-        <w:t xml:space="preserve"> </w:t>
-      </w:r>
-      <w:r>
-        <w:rPr>
-          <w:spacing w:val="-1"/>
-          <w:lang w:val="it-IT"/>
-        </w:rPr>
-        <w:t>vi</w:t>
-      </w:r>
-      <w:r>
-        <w:rPr>
-          <w:spacing w:val="54"/>
-          <w:lang w:val="it-IT"/>
-        </w:rPr>
-        <w:t xml:space="preserve"> </w:t>
-      </w:r>
-      <w:r>
-        <w:rPr>
-          <w:lang w:val="it-IT"/>
-        </w:rPr>
-        <w:t>è</w:t>
-      </w:r>
-      <w:r>
-        <w:rPr>
-          <w:spacing w:val="1"/>
-          <w:lang w:val="it-IT"/>
-        </w:rPr>
-        <w:t xml:space="preserve"> </w:t>
-      </w:r>
-      <w:r>
-        <w:rPr>
-          <w:lang w:val="it-IT"/>
-        </w:rPr>
-        <w:t>a</w:t>
-      </w:r>
-      <w:r>
-        <w:rPr>
-          <w:spacing w:val="1"/>
-          <w:lang w:val="it-IT"/>
-        </w:rPr>
-        <w:t xml:space="preserve"> </w:t>
-      </w:r>
-      <w:r>
-        <w:rPr>
-          <w:spacing w:val="-1"/>
-          <w:lang w:val="it-IT"/>
-        </w:rPr>
-        <w:t>sostegno</w:t>
-      </w:r>
-      <w:r>
-        <w:rPr>
-          <w:lang w:val="it-IT"/>
-        </w:rPr>
-        <w:t xml:space="preserve"> </w:t>
-      </w:r>
-      <w:r>
-        <w:rPr>
-          <w:spacing w:val="-1"/>
-          <w:lang w:val="it-IT"/>
-        </w:rPr>
-        <w:t>una</w:t>
-      </w:r>
-      <w:r>
-        <w:rPr>
-          <w:spacing w:val="1"/>
-          <w:lang w:val="it-IT"/>
-        </w:rPr>
-        <w:t xml:space="preserve"> </w:t>
-      </w:r>
-      <w:r>
-        <w:rPr>
-          <w:spacing w:val="-1"/>
-          <w:lang w:val="it-IT"/>
-        </w:rPr>
-        <w:t>estesa</w:t>
-      </w:r>
-      <w:r>
-        <w:rPr>
-          <w:spacing w:val="36"/>
-          <w:w w:val="99"/>
-          <w:lang w:val="it-IT"/>
-        </w:rPr>
-        <w:t xml:space="preserve"> </w:t>
-      </w:r>
-      <w:r>
-        <w:rPr>
-          <w:spacing w:val="-1"/>
-          <w:lang w:val="it-IT"/>
-        </w:rPr>
-        <w:t>letteratura</w:t>
-      </w:r>
-      <w:r>
-        <w:rPr>
-          <w:spacing w:val="-3"/>
-          <w:lang w:val="it-IT"/>
-        </w:rPr>
-        <w:t xml:space="preserve"> </w:t>
-      </w:r>
-      <w:r>
-        <w:rPr>
-          <w:spacing w:val="-1"/>
-          <w:lang w:val="it-IT"/>
-        </w:rPr>
-        <w:t>scientifica.</w:t>
-      </w:r>
-      <w:r>
-        <w:rPr>
-          <w:spacing w:val="-6"/>
-          <w:lang w:val="it-IT"/>
-        </w:rPr>
-        <w:t xml:space="preserve"> </w:t>
-      </w:r>
-      <w:r>
-        <w:rPr>
-          <w:spacing w:val="-1"/>
-          <w:lang w:val="it-IT"/>
-        </w:rPr>
-        <w:t>Questo</w:t>
-      </w:r>
-      <w:r>
-        <w:rPr>
-          <w:spacing w:val="-3"/>
-          <w:lang w:val="it-IT"/>
-        </w:rPr>
-        <w:t xml:space="preserve"> </w:t>
-      </w:r>
-      <w:r>
-        <w:rPr>
-          <w:spacing w:val="-1"/>
-          <w:lang w:val="it-IT"/>
-        </w:rPr>
-        <w:t>test</w:t>
-      </w:r>
-      <w:r>
-        <w:rPr>
-          <w:spacing w:val="-3"/>
-          <w:lang w:val="it-IT"/>
-        </w:rPr>
-        <w:t xml:space="preserve"> </w:t>
-      </w:r>
-      <w:r>
-        <w:rPr>
-          <w:spacing w:val="-1"/>
-          <w:lang w:val="it-IT"/>
-        </w:rPr>
-        <w:t>rappresenta</w:t>
-      </w:r>
-      <w:r>
-        <w:rPr>
-          <w:spacing w:val="-4"/>
-          <w:lang w:val="it-IT"/>
-        </w:rPr>
-        <w:t xml:space="preserve"> </w:t>
-      </w:r>
-      <w:r>
-        <w:rPr>
-          <w:spacing w:val="-1"/>
-          <w:lang w:val="it-IT"/>
-        </w:rPr>
-        <w:t>un</w:t>
-      </w:r>
-      <w:r>
-        <w:rPr>
-          <w:spacing w:val="-4"/>
-          <w:lang w:val="it-IT"/>
-        </w:rPr>
-        <w:t xml:space="preserve"> </w:t>
-      </w:r>
-      <w:r>
-        <w:rPr>
-          <w:spacing w:val="-1"/>
-          <w:lang w:val="it-IT"/>
-        </w:rPr>
-        <w:t>utilissimo</w:t>
-      </w:r>
-      <w:r>
-        <w:rPr>
-          <w:spacing w:val="-6"/>
-          <w:lang w:val="it-IT"/>
-        </w:rPr>
-        <w:t xml:space="preserve"> </w:t>
-      </w:r>
-      <w:r>
-        <w:rPr>
-          <w:spacing w:val="-1"/>
-          <w:lang w:val="it-IT"/>
-        </w:rPr>
-        <w:t>strumento</w:t>
-      </w:r>
-      <w:r>
-        <w:rPr>
-          <w:spacing w:val="-5"/>
-          <w:lang w:val="it-IT"/>
-        </w:rPr>
-        <w:t xml:space="preserve"> </w:t>
-      </w:r>
-      <w:r>
-        <w:rPr>
-          <w:spacing w:val="-1"/>
-          <w:lang w:val="it-IT"/>
-        </w:rPr>
-        <w:t>ai</w:t>
-      </w:r>
-      <w:r>
-        <w:rPr>
-          <w:spacing w:val="-4"/>
-          <w:lang w:val="it-IT"/>
-        </w:rPr>
-        <w:t xml:space="preserve"> </w:t>
-      </w:r>
-      <w:r>
-        <w:rPr>
-          <w:spacing w:val="-1"/>
-          <w:lang w:val="it-IT"/>
-        </w:rPr>
-        <w:t>fini</w:t>
-      </w:r>
-      <w:r>
-        <w:rPr>
-          <w:spacing w:val="-6"/>
-          <w:lang w:val="it-IT"/>
-        </w:rPr>
-        <w:t xml:space="preserve"> </w:t>
-      </w:r>
-      <w:r>
-        <w:rPr>
-          <w:spacing w:val="-1"/>
-          <w:lang w:val="it-IT"/>
-        </w:rPr>
-        <w:t>del</w:t>
-      </w:r>
-      <w:r>
-        <w:rPr>
-          <w:spacing w:val="-6"/>
-          <w:lang w:val="it-IT"/>
-        </w:rPr>
-        <w:t xml:space="preserve"> </w:t>
-      </w:r>
-      <w:r>
-        <w:rPr>
-          <w:spacing w:val="-1"/>
-          <w:lang w:val="it-IT"/>
-        </w:rPr>
-        <w:t>tuo</w:t>
-      </w:r>
-      <w:r>
-        <w:rPr>
-          <w:spacing w:val="-6"/>
-          <w:lang w:val="it-IT"/>
-        </w:rPr>
-        <w:t xml:space="preserve"> </w:t>
-      </w:r>
-      <w:r>
-        <w:rPr>
-          <w:spacing w:val="-1"/>
-          <w:lang w:val="it-IT"/>
-        </w:rPr>
-        <w:t>benessere.</w:t>
-      </w:r>
-      <w:r>
-        <w:rPr>
-          <w:spacing w:val="-7"/>
-          <w:lang w:val="it-IT"/>
-        </w:rPr>
-        <w:t xml:space="preserve"> </w:t>
-      </w:r>
-      <w:r>
-        <w:rPr>
-          <w:spacing w:val="-1"/>
-          <w:lang w:val="it-IT"/>
-        </w:rPr>
-        <w:t>Va</w:t>
-      </w:r>
-      <w:r>
-        <w:rPr>
-          <w:spacing w:val="-6"/>
-          <w:lang w:val="it-IT"/>
-        </w:rPr>
-        <w:t xml:space="preserve"> </w:t>
-      </w:r>
-      <w:r>
-        <w:rPr>
-          <w:spacing w:val="-1"/>
-          <w:lang w:val="it-IT"/>
-        </w:rPr>
-        <w:t>però</w:t>
-      </w:r>
-      <w:r>
-        <w:rPr>
-          <w:spacing w:val="-6"/>
-          <w:lang w:val="it-IT"/>
-        </w:rPr>
-        <w:t xml:space="preserve"> </w:t>
-      </w:r>
-      <w:r>
-        <w:rPr>
-          <w:spacing w:val="-1"/>
-          <w:lang w:val="it-IT"/>
-        </w:rPr>
-        <w:t>sottolineato</w:t>
-      </w:r>
-      <w:r>
-        <w:rPr>
-          <w:spacing w:val="34"/>
-          <w:w w:val="99"/>
-          <w:lang w:val="it-IT"/>
-        </w:rPr>
-        <w:t xml:space="preserve"> </w:t>
-      </w:r>
-      <w:r>
-        <w:rPr>
-          <w:spacing w:val="-1"/>
-          <w:lang w:val="it-IT"/>
-        </w:rPr>
-        <w:t>che</w:t>
-      </w:r>
-      <w:r>
-        <w:rPr>
-          <w:spacing w:val="21"/>
-          <w:lang w:val="it-IT"/>
-        </w:rPr>
-        <w:t xml:space="preserve"> </w:t>
+        <w:t xml:space="preserve">Il test si concentra esclusivamente sulle variazioni genetiche la cui correlazione con l'insorgenza di patologie complesse (come obesità, diabete di tipo 2 e malattie cardiovascolari) è supportata da un'ampia letteratura scientifica. Questo test rappresenta un utile strumento per il tuo benessere, ma </w:t>
       </w:r>
       <w:r>
         <w:rPr>
           <w:b/>
-          <w:lang w:val="it-IT"/>
-        </w:rPr>
-        <w:t>non</w:t>
+          <w:bCs/>
+          <w:spacing w:val="-1"/>
+          <w:lang w:val="it-IT"/>
+        </w:rPr>
+        <w:t>non costituisce una diagnosi clinica e non sostituisce il parere del medico</w:t>
+      </w:r>
+      <w:r>
+        <w:rPr>
+          <w:spacing w:val="-1"/>
+          <w:lang w:val="it-IT"/>
+        </w:rPr>
+        <w:t xml:space="preserve">. I risultati devono essere valutati ed approvati alla luce della storia anamnestica personale su </w:t>
       </w:r>
       <w:r>
         <w:rPr>
           <w:b/>
-          <w:spacing w:val="22"/>
-          <w:lang w:val="it-IT"/>
-        </w:rPr>
-        <w:t xml:space="preserve"> </w:t>
-      </w:r>
-      <w:r>
-        <w:rPr>
-          <w:b/>
-          <w:lang w:val="it-IT"/>
-        </w:rPr>
-        <w:t>rappresenta</w:t>
-      </w:r>
-      <w:r>
-        <w:rPr>
-          <w:b/>
-          <w:spacing w:val="19"/>
-          <w:lang w:val="it-IT"/>
-        </w:rPr>
-        <w:t xml:space="preserve"> </w:t>
-      </w:r>
-      <w:r>
-        <w:rPr>
-          <w:b/>
-          <w:spacing w:val="-1"/>
-          <w:lang w:val="it-IT"/>
-        </w:rPr>
-        <w:t>una</w:t>
-      </w:r>
-      <w:r>
-        <w:rPr>
-          <w:b/>
-          <w:spacing w:val="20"/>
-          <w:lang w:val="it-IT"/>
-        </w:rPr>
-        <w:t xml:space="preserve"> </w:t>
-      </w:r>
-      <w:r>
-        <w:rPr>
-          <w:b/>
-          <w:lang w:val="it-IT"/>
-        </w:rPr>
-        <w:t>diagnosi</w:t>
-      </w:r>
-      <w:r>
-        <w:rPr>
-          <w:b/>
-          <w:spacing w:val="21"/>
-          <w:lang w:val="it-IT"/>
-        </w:rPr>
-        <w:t xml:space="preserve"> </w:t>
-      </w:r>
-      <w:r>
-        <w:rPr>
-          <w:b/>
-          <w:lang w:val="it-IT"/>
-        </w:rPr>
-        <w:t>clinica,</w:t>
-      </w:r>
-      <w:r>
-        <w:rPr>
-          <w:b/>
-          <w:spacing w:val="18"/>
-          <w:lang w:val="it-IT"/>
-        </w:rPr>
-        <w:t xml:space="preserve"> </w:t>
-      </w:r>
-      <w:r>
-        <w:rPr>
-          <w:b/>
-          <w:lang w:val="it-IT"/>
-        </w:rPr>
-        <w:t>pertanto</w:t>
-      </w:r>
-      <w:r>
-        <w:rPr>
-          <w:b/>
-          <w:spacing w:val="21"/>
-          <w:lang w:val="it-IT"/>
-        </w:rPr>
-        <w:t xml:space="preserve"> </w:t>
-      </w:r>
-      <w:r>
-        <w:rPr>
-          <w:b/>
-          <w:lang w:val="it-IT"/>
-        </w:rPr>
-        <w:t>non</w:t>
-      </w:r>
-      <w:r>
-        <w:rPr>
-          <w:b/>
-          <w:spacing w:val="18"/>
-          <w:lang w:val="it-IT"/>
-        </w:rPr>
-        <w:t xml:space="preserve"> </w:t>
-      </w:r>
-      <w:r>
-        <w:rPr>
-          <w:b/>
-          <w:lang w:val="it-IT"/>
-        </w:rPr>
-        <w:t>sostituisce</w:t>
-      </w:r>
-      <w:r>
-        <w:rPr>
-          <w:b/>
-          <w:spacing w:val="20"/>
-          <w:lang w:val="it-IT"/>
-        </w:rPr>
-        <w:t xml:space="preserve"> </w:t>
-      </w:r>
-      <w:r>
-        <w:rPr>
-          <w:b/>
-          <w:spacing w:val="-1"/>
-          <w:lang w:val="it-IT"/>
-        </w:rPr>
-        <w:t>il</w:t>
-      </w:r>
-      <w:r>
-        <w:rPr>
-          <w:b/>
-          <w:spacing w:val="19"/>
-          <w:lang w:val="it-IT"/>
-        </w:rPr>
-        <w:t xml:space="preserve"> </w:t>
-      </w:r>
-      <w:r>
-        <w:rPr>
-          <w:b/>
-          <w:spacing w:val="-1"/>
-          <w:lang w:val="it-IT"/>
-        </w:rPr>
-        <w:t>parere</w:t>
-      </w:r>
-      <w:r>
-        <w:rPr>
-          <w:b/>
-          <w:spacing w:val="20"/>
-          <w:lang w:val="it-IT"/>
-        </w:rPr>
-        <w:t xml:space="preserve"> </w:t>
-      </w:r>
-      <w:r>
-        <w:rPr>
-          <w:b/>
-          <w:spacing w:val="-1"/>
-          <w:lang w:val="it-IT"/>
-        </w:rPr>
-        <w:t>del</w:t>
-      </w:r>
-      <w:r>
-        <w:rPr>
-          <w:b/>
-          <w:spacing w:val="20"/>
-          <w:lang w:val="it-IT"/>
-        </w:rPr>
-        <w:t xml:space="preserve"> </w:t>
-      </w:r>
-      <w:r>
-        <w:rPr>
-          <w:b/>
-          <w:spacing w:val="-1"/>
-          <w:lang w:val="it-IT"/>
-        </w:rPr>
-        <w:t>medico</w:t>
-      </w:r>
-      <w:r>
-        <w:rPr>
-          <w:spacing w:val="-1"/>
-          <w:lang w:val="it-IT"/>
-        </w:rPr>
-        <w:t>.</w:t>
-      </w:r>
-      <w:r>
-        <w:rPr>
-          <w:spacing w:val="19"/>
-          <w:lang w:val="it-IT"/>
-        </w:rPr>
-        <w:t xml:space="preserve"> </w:t>
-      </w:r>
-      <w:r>
-        <w:rPr>
-          <w:lang w:val="it-IT"/>
-        </w:rPr>
-        <w:t>I</w:t>
-      </w:r>
-      <w:r>
-        <w:rPr>
-          <w:spacing w:val="20"/>
-          <w:lang w:val="it-IT"/>
-        </w:rPr>
-        <w:t xml:space="preserve"> </w:t>
-      </w:r>
-      <w:r>
-        <w:rPr>
-          <w:spacing w:val="-1"/>
-          <w:lang w:val="it-IT"/>
-        </w:rPr>
-        <w:t>risultati</w:t>
-      </w:r>
-      <w:r>
-        <w:rPr>
-          <w:spacing w:val="19"/>
-          <w:lang w:val="it-IT"/>
-        </w:rPr>
-        <w:t xml:space="preserve"> </w:t>
-      </w:r>
-      <w:r>
-        <w:rPr>
-          <w:spacing w:val="-1"/>
-          <w:lang w:val="it-IT"/>
-        </w:rPr>
-        <w:t>devono</w:t>
-      </w:r>
-      <w:r>
-        <w:rPr>
-          <w:spacing w:val="28"/>
-          <w:w w:val="99"/>
-          <w:lang w:val="it-IT"/>
-        </w:rPr>
-        <w:t xml:space="preserve"> </w:t>
-      </w:r>
-      <w:r>
-        <w:rPr>
-          <w:spacing w:val="-1"/>
-          <w:lang w:val="it-IT"/>
-        </w:rPr>
-        <w:t>essere</w:t>
-      </w:r>
-      <w:r>
-        <w:rPr>
-          <w:spacing w:val="-8"/>
-          <w:lang w:val="it-IT"/>
-        </w:rPr>
-        <w:t xml:space="preserve"> </w:t>
-      </w:r>
-      <w:r>
-        <w:rPr>
-          <w:spacing w:val="-1"/>
-          <w:lang w:val="it-IT"/>
-        </w:rPr>
-        <w:t>valutati</w:t>
-      </w:r>
-      <w:r>
-        <w:rPr>
-          <w:spacing w:val="-7"/>
-          <w:lang w:val="it-IT"/>
-        </w:rPr>
-        <w:t xml:space="preserve"> </w:t>
-      </w:r>
-      <w:r>
-        <w:rPr>
-          <w:spacing w:val="-1"/>
-          <w:lang w:val="it-IT"/>
-        </w:rPr>
-        <w:t>ed</w:t>
-      </w:r>
-      <w:r>
-        <w:rPr>
-          <w:spacing w:val="-7"/>
-          <w:lang w:val="it-IT"/>
-        </w:rPr>
-        <w:t xml:space="preserve"> </w:t>
-      </w:r>
-      <w:r>
-        <w:rPr>
-          <w:spacing w:val="-1"/>
-          <w:lang w:val="it-IT"/>
-        </w:rPr>
-        <w:t>approvati</w:t>
-      </w:r>
-      <w:r>
-        <w:rPr>
-          <w:spacing w:val="-10"/>
-          <w:lang w:val="it-IT"/>
-        </w:rPr>
-        <w:t xml:space="preserve"> </w:t>
-      </w:r>
-      <w:r>
-        <w:rPr>
-          <w:spacing w:val="-1"/>
-          <w:lang w:val="it-IT"/>
-        </w:rPr>
-        <w:t>alla</w:t>
-      </w:r>
-      <w:r>
-        <w:rPr>
-          <w:spacing w:val="-7"/>
-          <w:lang w:val="it-IT"/>
-        </w:rPr>
-        <w:t xml:space="preserve"> </w:t>
-      </w:r>
-      <w:r>
-        <w:rPr>
-          <w:spacing w:val="-1"/>
-          <w:lang w:val="it-IT"/>
-        </w:rPr>
-        <w:t>luce</w:t>
-      </w:r>
-      <w:r>
-        <w:rPr>
-          <w:spacing w:val="-7"/>
-          <w:lang w:val="it-IT"/>
-        </w:rPr>
-        <w:t xml:space="preserve"> </w:t>
-      </w:r>
-      <w:r>
-        <w:rPr>
-          <w:spacing w:val="-1"/>
-          <w:lang w:val="it-IT"/>
-        </w:rPr>
-        <w:t>della</w:t>
-      </w:r>
-      <w:r>
-        <w:rPr>
-          <w:spacing w:val="-7"/>
-          <w:lang w:val="it-IT"/>
-        </w:rPr>
-        <w:t xml:space="preserve"> </w:t>
-      </w:r>
-      <w:r>
-        <w:rPr>
-          <w:spacing w:val="-1"/>
-          <w:lang w:val="it-IT"/>
-        </w:rPr>
-        <w:t>storia</w:t>
-      </w:r>
-      <w:r>
-        <w:rPr>
-          <w:spacing w:val="-7"/>
-          <w:lang w:val="it-IT"/>
-        </w:rPr>
-        <w:t xml:space="preserve"> </w:t>
-      </w:r>
-      <w:r>
-        <w:rPr>
-          <w:spacing w:val="-1"/>
-          <w:lang w:val="it-IT"/>
-        </w:rPr>
-        <w:t>anamnestica</w:t>
-      </w:r>
-      <w:r>
-        <w:rPr>
-          <w:spacing w:val="-7"/>
-          <w:lang w:val="it-IT"/>
-        </w:rPr>
-        <w:t xml:space="preserve"> </w:t>
-      </w:r>
-      <w:r>
-        <w:rPr>
-          <w:spacing w:val="-1"/>
-          <w:lang w:val="it-IT"/>
-        </w:rPr>
-        <w:t>personale</w:t>
-      </w:r>
-      <w:r>
-        <w:rPr>
-          <w:spacing w:val="-7"/>
-          <w:lang w:val="it-IT"/>
-        </w:rPr>
-        <w:t xml:space="preserve"> </w:t>
-      </w:r>
-      <w:r>
-        <w:rPr>
-          <w:spacing w:val="-1"/>
-          <w:lang w:val="it-IT"/>
-        </w:rPr>
-        <w:t>su</w:t>
-      </w:r>
-      <w:r>
-        <w:rPr>
-          <w:spacing w:val="-7"/>
-          <w:lang w:val="it-IT"/>
-        </w:rPr>
-        <w:t xml:space="preserve"> </w:t>
-      </w:r>
-      <w:r>
-        <w:rPr>
-          <w:b/>
-          <w:spacing w:val="-1"/>
-          <w:lang w:val="it-IT"/>
-        </w:rPr>
-        <w:t>verifica</w:t>
-      </w:r>
-      <w:r>
-        <w:rPr>
-          <w:b/>
-          <w:spacing w:val="-6"/>
-          <w:lang w:val="it-IT"/>
-        </w:rPr>
-        <w:t xml:space="preserve"> </w:t>
-      </w:r>
-      <w:r>
-        <w:rPr>
-          <w:b/>
-          <w:spacing w:val="-1"/>
-          <w:lang w:val="it-IT"/>
-        </w:rPr>
-        <w:t>del</w:t>
-      </w:r>
-      <w:r>
-        <w:rPr>
-          <w:b/>
-          <w:spacing w:val="-7"/>
-          <w:lang w:val="it-IT"/>
-        </w:rPr>
-        <w:t xml:space="preserve"> </w:t>
-      </w:r>
-      <w:r>
-        <w:rPr>
-          <w:b/>
-          <w:spacing w:val="-1"/>
-          <w:lang w:val="it-IT"/>
-        </w:rPr>
-        <w:t>medico</w:t>
-      </w:r>
-      <w:r>
-        <w:rPr>
-          <w:b/>
-          <w:spacing w:val="-6"/>
-          <w:lang w:val="it-IT"/>
-        </w:rPr>
-        <w:t xml:space="preserve"> </w:t>
-      </w:r>
-      <w:r>
-        <w:rPr>
-          <w:b/>
-          <w:spacing w:val="-1"/>
-          <w:lang w:val="it-IT"/>
-        </w:rPr>
-        <w:t>curante</w:t>
+          <w:bCs/>
+          <w:spacing w:val="-1"/>
+          <w:lang w:val="it-IT"/>
+        </w:rPr>
+        <w:t>verifica del medico curante</w:t>
       </w:r>
       <w:r>
         <w:rPr>
@@ -5948,7 +4916,21 @@
     </w:p>
     <w:p>
       <w:pPr>
-        <w:pStyle w:val="TextBody"/>
+        <w:pStyle w:val="BodyText"/>
+        <w:spacing w:lineRule="auto" w:line="271" w:before="74" w:after="0"/>
+        <w:ind w:hanging="0" w:left="108" w:right="98"/>
+        <w:jc w:val="both"/>
+        <w:rPr>
+          <w:lang w:val="it-IT"/>
+        </w:rPr>
+      </w:pPr>
+      <w:r>
+        <w:rPr/>
+      </w:r>
+    </w:p>
+    <w:p>
+      <w:pPr>
+        <w:pStyle w:val="BodyText"/>
         <w:jc w:val="both"/>
         <w:rPr>
           <w:lang w:val="it-IT"/>
@@ -6224,7 +5206,6 @@
         <w:jc w:val="both"/>
         <w:rPr>
           <w:b w:val="false"/>
-          <w:b w:val="false"/>
           <w:bCs w:val="false"/>
           <w:lang w:val="it-IT"/>
         </w:rPr>
@@ -6421,7 +5402,6 @@
         <w:rPr>
           <w:rFonts w:ascii="Arial" w:hAnsi="Arial" w:eastAsia="Arial" w:cs="Arial"/>
           <w:b/>
-          <w:b/>
           <w:bCs/>
           <w:sz w:val="13"/>
           <w:szCs w:val="13"/>
@@ -6443,7 +5423,7 @@
       <w:pPr>
         <w:pStyle w:val="Normal"/>
         <w:spacing w:before="80" w:after="0"/>
-        <w:ind w:left="108" w:hanging="0"/>
+        <w:ind w:hanging="0" w:left="108"/>
         <w:rPr>
           <w:rFonts w:ascii="Times New Roman" w:hAnsi="Times New Roman" w:eastAsia="Times New Roman" w:cs="Times New Roman"/>
           <w:sz w:val="16"/>
@@ -6470,7 +5450,6 @@
         <w:rPr>
           <w:rFonts w:ascii="Times New Roman" w:hAnsi="Times New Roman" w:eastAsia="Times New Roman" w:cs="Times New Roman"/>
           <w:b/>
-          <w:b/>
           <w:bCs/>
           <w:i/>
           <w:i/>
@@ -6495,7 +5474,7 @@
       <w:pPr>
         <w:pStyle w:val="Normal"/>
         <w:spacing w:lineRule="auto" w:line="240"/>
-        <w:ind w:left="108" w:right="423" w:hanging="0"/>
+        <w:ind w:hanging="0" w:left="108" w:right="423"/>
         <w:rPr>
           <w:sz w:val="16"/>
           <w:szCs w:val="16"/>
@@ -6985,7 +5964,7 @@
       <w:pPr>
         <w:pStyle w:val="Normal"/>
         <w:spacing w:lineRule="auto" w:line="240"/>
-        <w:ind w:left="108" w:right="423" w:hanging="0"/>
+        <w:ind w:hanging="0" w:left="108" w:right="423"/>
         <w:rPr>
           <w:sz w:val="16"/>
           <w:szCs w:val="16"/>
@@ -7005,7 +5984,7 @@
       <w:pPr>
         <w:pStyle w:val="Normal"/>
         <w:spacing w:lineRule="auto" w:line="240" w:before="46" w:after="0"/>
-        <w:ind w:left="108" w:right="270" w:hanging="0"/>
+        <w:ind w:hanging="0" w:left="108" w:right="270"/>
         <w:rPr>
           <w:sz w:val="16"/>
           <w:szCs w:val="16"/>
@@ -7575,7 +6554,7 @@
       <w:pPr>
         <w:pStyle w:val="Normal"/>
         <w:spacing w:lineRule="auto" w:line="240"/>
-        <w:ind w:left="108" w:right="171" w:hanging="0"/>
+        <w:ind w:hanging="0" w:left="108" w:right="171"/>
         <w:rPr>
           <w:sz w:val="16"/>
           <w:szCs w:val="16"/>
@@ -8473,7 +7452,7 @@
       <w:pPr>
         <w:pStyle w:val="Normal"/>
         <w:spacing w:lineRule="auto" w:line="240"/>
-        <w:ind w:left="108" w:right="171" w:hanging="0"/>
+        <w:ind w:hanging="0" w:left="108" w:right="171"/>
         <w:rPr>
           <w:sz w:val="16"/>
           <w:szCs w:val="16"/>
@@ -9105,7 +8084,7 @@
       <w:pPr>
         <w:pStyle w:val="Normal"/>
         <w:spacing w:lineRule="auto" w:line="240"/>
-        <w:ind w:left="108" w:right="171" w:hanging="0"/>
+        <w:ind w:hanging="0" w:left="108" w:right="171"/>
         <w:rPr>
           <w:sz w:val="16"/>
           <w:szCs w:val="16"/>
@@ -9767,7 +8746,7 @@
       <w:pPr>
         <w:pStyle w:val="Normal"/>
         <w:spacing w:lineRule="auto" w:line="240"/>
-        <w:ind w:left="108" w:right="270" w:hanging="0"/>
+        <w:ind w:hanging="0" w:left="108" w:right="270"/>
         <w:rPr>
           <w:sz w:val="16"/>
           <w:szCs w:val="16"/>
@@ -10347,7 +9326,7 @@
       <w:pPr>
         <w:pStyle w:val="Normal"/>
         <w:spacing w:lineRule="auto" w:line="240"/>
-        <w:ind w:left="108" w:right="171" w:hanging="0"/>
+        <w:ind w:hanging="0" w:left="108" w:right="171"/>
         <w:rPr>
           <w:sz w:val="16"/>
           <w:szCs w:val="16"/>
@@ -10886,7 +9865,7 @@
       <w:pPr>
         <w:pStyle w:val="Normal"/>
         <w:spacing w:lineRule="auto" w:line="240"/>
-        <w:ind w:left="108" w:hanging="0"/>
+        <w:ind w:hanging="0" w:left="108"/>
         <w:rPr>
           <w:sz w:val="16"/>
           <w:szCs w:val="16"/>
@@ -11241,7 +10220,7 @@
       <w:pPr>
         <w:pStyle w:val="Normal"/>
         <w:spacing w:lineRule="auto" w:line="240"/>
-        <w:ind w:left="108" w:right="171" w:hanging="0"/>
+        <w:ind w:hanging="0" w:left="108" w:right="171"/>
         <w:rPr>
           <w:sz w:val="16"/>
           <w:szCs w:val="16"/>
@@ -11836,7 +10815,7 @@
       <w:pPr>
         <w:pStyle w:val="Normal"/>
         <w:spacing w:lineRule="auto" w:line="240"/>
-        <w:ind w:left="108" w:hanging="0"/>
+        <w:ind w:hanging="0" w:left="108"/>
         <w:rPr>
           <w:sz w:val="16"/>
           <w:szCs w:val="16"/>
@@ -12189,7 +11168,7 @@
       <w:pPr>
         <w:pStyle w:val="Normal"/>
         <w:spacing w:lineRule="auto" w:line="240"/>
-        <w:ind w:left="108" w:right="171" w:hanging="0"/>
+        <w:ind w:hanging="0" w:left="108" w:right="171"/>
         <w:rPr>
           <w:sz w:val="16"/>
           <w:szCs w:val="16"/>
@@ -13078,7 +12057,7 @@
       <w:pPr>
         <w:pStyle w:val="Normal"/>
         <w:spacing w:lineRule="auto" w:line="240"/>
-        <w:ind w:left="108" w:right="171" w:hanging="0"/>
+        <w:ind w:hanging="0" w:left="108" w:right="171"/>
         <w:rPr>
           <w:sz w:val="16"/>
           <w:szCs w:val="16"/>
@@ -13998,7 +12977,7 @@
       <w:pPr>
         <w:pStyle w:val="Normal"/>
         <w:spacing w:lineRule="auto" w:line="240" w:before="42" w:after="0"/>
-        <w:ind w:left="108" w:right="270" w:hanging="0"/>
+        <w:ind w:hanging="0" w:left="108" w:right="270"/>
         <w:rPr>
           <w:sz w:val="16"/>
           <w:szCs w:val="16"/>
@@ -14018,7 +12997,7 @@
       <w:pPr>
         <w:pStyle w:val="Normal"/>
         <w:spacing w:lineRule="auto" w:line="240" w:before="42" w:after="0"/>
-        <w:ind w:left="108" w:right="270" w:hanging="0"/>
+        <w:ind w:hanging="0" w:left="108" w:right="270"/>
         <w:rPr>
           <w:sz w:val="16"/>
           <w:szCs w:val="16"/>
@@ -14604,8 +13583,8 @@
     <w:p>
       <w:pPr>
         <w:pStyle w:val="Normal"/>
-        <w:spacing w:lineRule="auto" w:line="240" w:before="42" w:after="0"/>
-        <w:ind w:left="108" w:right="270" w:hanging="0"/>
+        <w:spacing w:lineRule="auto" w:line="240" w:before="0" w:after="0"/>
+        <w:ind w:hanging="0" w:left="108" w:right="270"/>
         <w:rPr/>
       </w:pPr>
       <w:r>
@@ -14724,7 +13703,12 @@
         </w:rPr>
       </w:pPr>
       <w:r>
-        <w:rPr/>
+        <w:rPr>
+          <w:rFonts w:eastAsia="Times New Roman" w:cs="Times New Roman" w:ascii="Times New Roman" w:hAnsi="Times New Roman"/>
+          <w:sz w:val="17"/>
+          <w:szCs w:val="17"/>
+          <w:lang w:val="it-IT"/>
+        </w:rPr>
       </w:r>
     </w:p>
     <w:sectPr>
@@ -15555,7 +14539,7 @@
     <w:unhideWhenUsed/>
     <w:qFormat/>
     <w:pPr>
-      <w:ind w:left="108" w:hanging="0"/>
+      <w:ind w:hanging="0" w:left="108"/>
       <w:outlineLvl w:val="1"/>
     </w:pPr>
     <w:rPr>
@@ -15584,7 +14568,7 @@
     </w:pPr>
     <w:rPr>
       <w:rFonts w:ascii="Cambria" w:hAnsi="Cambria" w:eastAsia="" w:cs="" w:asciiTheme="majorHAnsi" w:cstheme="majorBidi" w:eastAsiaTheme="majorEastAsia" w:hAnsiTheme="majorHAnsi"/>
-      <w:color w:val="243F60" w:themeColor="accent1" w:themeShade="7f"/>
+      <w:color w:themeColor="accent1" w:themeShade="7f" w:val="243F60"/>
       <w:sz w:val="24"/>
       <w:szCs w:val="24"/>
     </w:rPr>
@@ -15606,7 +14590,7 @@
     <w:rsid w:val="006f7d9e"/>
     <w:rPr>
       <w:rFonts w:ascii="Cambria" w:hAnsi="Cambria" w:eastAsia="" w:cs="" w:asciiTheme="majorHAnsi" w:cstheme="majorBidi" w:eastAsiaTheme="majorEastAsia" w:hAnsiTheme="majorHAnsi"/>
-      <w:color w:val="243F60" w:themeColor="accent1" w:themeShade="7f"/>
+      <w:color w:themeColor="accent1" w:themeShade="7f" w:val="243F60"/>
       <w:sz w:val="24"/>
       <w:szCs w:val="24"/>
     </w:rPr>
@@ -15627,7 +14611,7 @@
     <w:rsid w:val="00603722"/>
     <w:rPr/>
   </w:style>
-  <w:style w:type="character" w:styleId="InternetLink">
+  <w:style w:type="character" w:styleId="Hyperlink">
     <w:name w:val="Hyperlink"/>
     <w:rPr>
       <w:color w:val="000080"/>
@@ -15638,7 +14622,7 @@
   <w:style w:type="paragraph" w:styleId="Heading">
     <w:name w:val="Heading"/>
     <w:basedOn w:val="Normal"/>
-    <w:next w:val="TextBody"/>
+    <w:next w:val="BodyText"/>
     <w:qFormat/>
     <w:pPr>
       <w:keepNext w:val="true"/>
@@ -15650,13 +14634,13 @@
       <w:szCs w:val="28"/>
     </w:rPr>
   </w:style>
-  <w:style w:type="paragraph" w:styleId="TextBody">
+  <w:style w:type="paragraph" w:styleId="BodyText">
     <w:name w:val="Body Text"/>
     <w:basedOn w:val="Normal"/>
     <w:uiPriority w:val="1"/>
     <w:qFormat/>
     <w:pPr>
-      <w:ind w:left="108" w:hanging="0"/>
+      <w:ind w:hanging="0" w:left="108"/>
     </w:pPr>
     <w:rPr>
       <w:rFonts w:ascii="Arial" w:hAnsi="Arial" w:eastAsia="Arial"/>
@@ -15666,7 +14650,7 @@
   </w:style>
   <w:style w:type="paragraph" w:styleId="List">
     <w:name w:val="List"/>
-    <w:basedOn w:val="TextBody"/>
+    <w:basedOn w:val="BodyText"/>
     <w:pPr/>
     <w:rPr>
       <w:rFonts w:cs="Noto Sans Devanagari"/>
@@ -15681,7 +14665,7 @@
       <w:spacing w:before="120" w:after="120"/>
     </w:pPr>
     <w:rPr>
-      <w:rFonts w:ascii="Times New Roman" w:hAnsi="Times New Roman"/>
+      <w:rFonts w:cs="Noto Sans Devanagari"/>
       <w:i/>
       <w:iCs/>
       <w:sz w:val="24"/>
@@ -15698,22 +14682,6 @@
     <w:rPr>
       <w:rFonts w:cs="Noto Sans Devanagari"/>
       <w:lang w:val="zxx" w:eastAsia="zxx" w:bidi="zxx"/>
-    </w:rPr>
-  </w:style>
-  <w:style w:type="paragraph" w:styleId="Caption1">
-    <w:name w:val="caption"/>
-    <w:basedOn w:val="Normal"/>
-    <w:qFormat/>
-    <w:pPr>
-      <w:suppressLineNumbers/>
-      <w:spacing w:before="120" w:after="120"/>
-    </w:pPr>
-    <w:rPr>
-      <w:rFonts w:cs="Noto Sans Devanagari"/>
-      <w:i/>
-      <w:iCs/>
-      <w:sz w:val="24"/>
-      <w:szCs w:val="24"/>
     </w:rPr>
   </w:style>
   <w:style w:type="paragraph" w:styleId="ListParagraph">
